--- a/MF0964_3 Desarrollo de elementos software para gestión de/SISTEMAS INFORMATICOS/DOCKER/EJERCICIOS DOCKERS.docx
+++ b/MF0964_3 Desarrollo de elementos software para gestión de/SISTEMAS INFORMATICOS/DOCKER/EJERCICIOS DOCKERS.docx
@@ -29,7 +29,23 @@
           <w:b/>
           <w:bCs/>
         </w:rPr>
-        <w:t>1) “Servidor web en 20s” (Nginx)</w:t>
+        <w:t>1) “Servidor web en 20s” (</w:t>
+      </w:r>
+      <w:proofErr w:type="spellStart"/>
+      <w:r>
+        <w:rPr>
+          <w:b/>
+          <w:bCs/>
+        </w:rPr>
+        <w:t>Nginx</w:t>
+      </w:r>
+      <w:proofErr w:type="spellEnd"/>
+      <w:r>
+        <w:rPr>
+          <w:b/>
+          <w:bCs/>
+        </w:rPr>
+        <w:t>)</w:t>
       </w:r>
     </w:p>
     <w:p>
@@ -72,8 +88,13 @@
         <w:t>Contenedor:</w:t>
       </w:r>
       <w:r>
-        <w:t xml:space="preserve"> web-nginx</w:t>
-      </w:r>
+        <w:t xml:space="preserve"> web-</w:t>
+      </w:r>
+      <w:proofErr w:type="spellStart"/>
+      <w:r>
+        <w:t>nginx</w:t>
+      </w:r>
+      <w:proofErr w:type="spellEnd"/>
       <w:r>
         <w:br/>
       </w:r>
@@ -107,7 +128,23 @@
           <w:b/>
           <w:bCs/>
         </w:rPr>
-        <w:t>2) Postgres + conexión + tabla (persistente)</w:t>
+        <w:t xml:space="preserve">2) </w:t>
+      </w:r>
+      <w:proofErr w:type="spellStart"/>
+      <w:r>
+        <w:rPr>
+          <w:b/>
+          <w:bCs/>
+        </w:rPr>
+        <w:t>Postgres</w:t>
+      </w:r>
+      <w:proofErr w:type="spellEnd"/>
+      <w:r>
+        <w:rPr>
+          <w:b/>
+          <w:bCs/>
+        </w:rPr>
+        <w:t xml:space="preserve"> + conexión + tabla (persistente)</w:t>
       </w:r>
     </w:p>
     <w:p>
@@ -197,62 +234,110 @@
       </w:r>
     </w:p>
     <w:p>
-      <w:r>
+      <w:pPr>
+        <w:rPr>
+          <w:lang w:val="en-GB"/>
+        </w:rPr>
+      </w:pPr>
+      <w:r>
+        <w:rPr>
+          <w:lang w:val="en-GB"/>
+        </w:rPr>
         <w:t>docker exec -it postgres15 psql -U app -d appdb</w:t>
       </w:r>
     </w:p>
     <w:p>
-      <w:r>
+      <w:pPr>
+        <w:rPr>
+          <w:lang w:val="en-GB"/>
+        </w:rPr>
+      </w:pPr>
+      <w:r>
+        <w:rPr>
+          <w:lang w:val="en-GB"/>
+        </w:rPr>
         <w:t>CREATE TABLE alumnos(id SERIAL PRIMARY KEY, nombre TEXT);</w:t>
       </w:r>
       <w:r>
+        <w:rPr>
+          <w:lang w:val="en-GB"/>
+        </w:rPr>
         <w:br/>
         <w:t>INSERT INTO alumnos(nombre) VALUES ('Ana'), ('Luis');</w:t>
       </w:r>
       <w:r>
+        <w:rPr>
+          <w:lang w:val="en-GB"/>
+        </w:rPr>
         <w:br/>
         <w:t>SELECT * FROM alumnos;</w:t>
       </w:r>
       <w:r>
+        <w:rPr>
+          <w:lang w:val="en-GB"/>
+        </w:rPr>
         <w:br/>
         <w:t>\q</w:t>
       </w:r>
     </w:p>
     <w:p>
-      <w:r>
-        <w:rPr>
-          <w:b/>
-          <w:bCs/>
+      <w:pPr>
+        <w:rPr>
+          <w:lang w:val="en-GB"/>
+        </w:rPr>
+      </w:pPr>
+      <w:r>
+        <w:rPr>
+          <w:b/>
+          <w:bCs/>
+          <w:lang w:val="en-GB"/>
         </w:rPr>
         <w:t>Contenedor:</w:t>
       </w:r>
       <w:r>
+        <w:rPr>
+          <w:lang w:val="en-GB"/>
+        </w:rPr>
         <w:t xml:space="preserve"> postgres15</w:t>
       </w:r>
       <w:r>
-        <w:br/>
-      </w:r>
-      <w:r>
-        <w:rPr>
-          <w:b/>
-          <w:bCs/>
+        <w:rPr>
+          <w:lang w:val="en-GB"/>
+        </w:rPr>
+        <w:br/>
+      </w:r>
+      <w:r>
+        <w:rPr>
+          <w:b/>
+          <w:bCs/>
+          <w:lang w:val="en-GB"/>
         </w:rPr>
         <w:t>Volumen:</w:t>
       </w:r>
       <w:r>
+        <w:rPr>
+          <w:lang w:val="en-GB"/>
+        </w:rPr>
         <w:t xml:space="preserve"> pg_data</w:t>
       </w:r>
       <w:r>
-        <w:br/>
-      </w:r>
-      <w:r>
-        <w:rPr>
-          <w:b/>
-          <w:bCs/>
+        <w:rPr>
+          <w:lang w:val="en-GB"/>
+        </w:rPr>
+        <w:br/>
+      </w:r>
+      <w:r>
+        <w:rPr>
+          <w:b/>
+          <w:bCs/>
+          <w:lang w:val="en-GB"/>
         </w:rPr>
         <w:t>Puerto:</w:t>
       </w:r>
       <w:r>
+        <w:rPr>
+          <w:lang w:val="en-GB"/>
+        </w:rPr>
         <w:t xml:space="preserve"> 5432</w:t>
       </w:r>
     </w:p>
@@ -275,8 +360,49 @@
           <w:b/>
           <w:bCs/>
         </w:rPr>
-        <w:t>3) Adminer (GUI de BDs) para conectar a Postgres</w:t>
-      </w:r>
+        <w:t xml:space="preserve">3) </w:t>
+      </w:r>
+      <w:proofErr w:type="spellStart"/>
+      <w:r>
+        <w:rPr>
+          <w:b/>
+          <w:bCs/>
+        </w:rPr>
+        <w:t>Adminer</w:t>
+      </w:r>
+      <w:proofErr w:type="spellEnd"/>
+      <w:r>
+        <w:rPr>
+          <w:b/>
+          <w:bCs/>
+        </w:rPr>
+        <w:t xml:space="preserve"> (GUI de </w:t>
+      </w:r>
+      <w:proofErr w:type="spellStart"/>
+      <w:r>
+        <w:rPr>
+          <w:b/>
+          <w:bCs/>
+        </w:rPr>
+        <w:t>BDs</w:t>
+      </w:r>
+      <w:proofErr w:type="spellEnd"/>
+      <w:r>
+        <w:rPr>
+          <w:b/>
+          <w:bCs/>
+        </w:rPr>
+        <w:t xml:space="preserve">) para conectar a </w:t>
+      </w:r>
+      <w:proofErr w:type="spellStart"/>
+      <w:r>
+        <w:rPr>
+          <w:b/>
+          <w:bCs/>
+        </w:rPr>
+        <w:t>Postgres</w:t>
+      </w:r>
+      <w:proofErr w:type="spellEnd"/>
     </w:p>
     <w:p>
       <w:pPr>
@@ -303,7 +429,15 @@
       </w:r>
       <w:r>
         <w:br/>
-        <w:t>En Adminer:</w:t>
+        <w:t xml:space="preserve">En </w:t>
+      </w:r>
+      <w:proofErr w:type="spellStart"/>
+      <w:r>
+        <w:t>Adminer</w:t>
+      </w:r>
+      <w:proofErr w:type="spellEnd"/>
+      <w:r>
+        <w:t>:</w:t>
       </w:r>
     </w:p>
     <w:p>
@@ -313,9 +447,14 @@
           <w:numId w:val="1"/>
         </w:numPr>
       </w:pPr>
+      <w:proofErr w:type="spellStart"/>
       <w:r>
         <w:lastRenderedPageBreak/>
-        <w:t>System: PostgreSQL</w:t>
+        <w:t>System</w:t>
+      </w:r>
+      <w:proofErr w:type="spellEnd"/>
+      <w:r>
+        <w:t>: PostgreSQL</w:t>
       </w:r>
     </w:p>
     <w:p>
@@ -326,7 +465,20 @@
         </w:numPr>
       </w:pPr>
       <w:r>
-        <w:t>Server: host.docker.internal (en Docker Desktop va genial)</w:t>
+        <w:t xml:space="preserve">Server: </w:t>
+      </w:r>
+      <w:proofErr w:type="spellStart"/>
+      <w:proofErr w:type="gramStart"/>
+      <w:r>
+        <w:t>host.docker</w:t>
+      </w:r>
+      <w:proofErr w:type="gramEnd"/>
+      <w:r>
+        <w:t>.internal</w:t>
+      </w:r>
+      <w:proofErr w:type="spellEnd"/>
+      <w:r>
+        <w:t xml:space="preserve"> (en Docker Desktop va genial)</w:t>
       </w:r>
     </w:p>
     <w:p>
@@ -336,9 +488,19 @@
           <w:numId w:val="1"/>
         </w:numPr>
       </w:pPr>
-      <w:r>
-        <w:t>User: app</w:t>
-      </w:r>
+      <w:proofErr w:type="spellStart"/>
+      <w:r>
+        <w:t>User</w:t>
+      </w:r>
+      <w:proofErr w:type="spellEnd"/>
+      <w:r>
+        <w:t xml:space="preserve">: </w:t>
+      </w:r>
+      <w:proofErr w:type="gramStart"/>
+      <w:r>
+        <w:t>app</w:t>
+      </w:r>
+      <w:proofErr w:type="gramEnd"/>
     </w:p>
     <w:p>
       <w:pPr>
@@ -347,9 +509,19 @@
           <w:numId w:val="1"/>
         </w:numPr>
       </w:pPr>
-      <w:r>
-        <w:t>Password: postgres</w:t>
-      </w:r>
+      <w:proofErr w:type="spellStart"/>
+      <w:r>
+        <w:t>Password</w:t>
+      </w:r>
+      <w:proofErr w:type="spellEnd"/>
+      <w:r>
+        <w:t xml:space="preserve">: </w:t>
+      </w:r>
+      <w:proofErr w:type="spellStart"/>
+      <w:r>
+        <w:t>postgres</w:t>
+      </w:r>
+      <w:proofErr w:type="spellEnd"/>
     </w:p>
     <w:p>
       <w:pPr>
@@ -358,9 +530,19 @@
           <w:numId w:val="1"/>
         </w:numPr>
       </w:pPr>
-      <w:r>
-        <w:t>Database: appdb</w:t>
-      </w:r>
+      <w:proofErr w:type="spellStart"/>
+      <w:r>
+        <w:t>Database</w:t>
+      </w:r>
+      <w:proofErr w:type="spellEnd"/>
+      <w:r>
+        <w:t xml:space="preserve">: </w:t>
+      </w:r>
+      <w:proofErr w:type="spellStart"/>
+      <w:r>
+        <w:t>appdb</w:t>
+      </w:r>
+      <w:proofErr w:type="spellEnd"/>
     </w:p>
     <w:p>
       <w:r>
@@ -371,12 +553,25 @@
         <w:t>Contenedor:</w:t>
       </w:r>
       <w:r>
-        <w:t xml:space="preserve"> adminer</w:t>
-      </w:r>
-    </w:p>
-    <w:p>
-      <w:r>
-        <w:t xml:space="preserve">Nota: si Adminer estuviera en la </w:t>
+        <w:t xml:space="preserve"> </w:t>
+      </w:r>
+      <w:proofErr w:type="spellStart"/>
+      <w:r>
+        <w:t>adminer</w:t>
+      </w:r>
+      <w:proofErr w:type="spellEnd"/>
+    </w:p>
+    <w:p>
+      <w:r>
+        <w:t xml:space="preserve">Nota: si </w:t>
+      </w:r>
+      <w:proofErr w:type="spellStart"/>
+      <w:r>
+        <w:t>Adminer</w:t>
+      </w:r>
+      <w:proofErr w:type="spellEnd"/>
+      <w:r>
+        <w:t xml:space="preserve"> estuviera en la </w:t>
       </w:r>
       <w:r>
         <w:rPr>
@@ -386,7 +581,36 @@
         <w:t>misma red</w:t>
       </w:r>
       <w:r>
-        <w:t xml:space="preserve"> que Postgres, podrías usar postgres15 como server. En Desktop es muy común usar host.docker.internal para simplificar.</w:t>
+        <w:t xml:space="preserve"> que </w:t>
+      </w:r>
+      <w:proofErr w:type="spellStart"/>
+      <w:r>
+        <w:t>Postgres</w:t>
+      </w:r>
+      <w:proofErr w:type="spellEnd"/>
+      <w:r>
+        <w:t xml:space="preserve">, podrías usar postgres15 como </w:t>
+      </w:r>
+      <w:proofErr w:type="gramStart"/>
+      <w:r>
+        <w:t>server</w:t>
+      </w:r>
+      <w:proofErr w:type="gramEnd"/>
+      <w:r>
+        <w:t xml:space="preserve">. En Desktop es muy común usar </w:t>
+      </w:r>
+      <w:proofErr w:type="spellStart"/>
+      <w:proofErr w:type="gramStart"/>
+      <w:r>
+        <w:t>host.docker</w:t>
+      </w:r>
+      <w:proofErr w:type="gramEnd"/>
+      <w:r>
+        <w:t>.internal</w:t>
+      </w:r>
+      <w:proofErr w:type="spellEnd"/>
+      <w:r>
+        <w:t xml:space="preserve"> para simplificar.</w:t>
       </w:r>
     </w:p>
     <w:p>
@@ -1185,8 +1409,12 @@
       </w:r>
       <w:r>
         <w:br/>
+      </w:r>
+      <w:proofErr w:type="spellStart"/>
+      <w:r>
         <w:t>exit</w:t>
       </w:r>
+      <w:proofErr w:type="spellEnd"/>
     </w:p>
     <w:p>
       <w:r>
@@ -1212,18 +1440,49 @@
     </w:p>
     <w:p>
       <w:r>
-        <w:t>Borra el contenedor de Postgres pero NO el volumen:</w:t>
-      </w:r>
-    </w:p>
-    <w:p>
-      <w:r>
-        <w:t>docker rm -f postgres15</w:t>
+        <w:t xml:space="preserve">Borra el contenedor de </w:t>
+      </w:r>
+      <w:proofErr w:type="spellStart"/>
+      <w:proofErr w:type="gramStart"/>
+      <w:r>
+        <w:t>Postgres</w:t>
+      </w:r>
+      <w:proofErr w:type="spellEnd"/>
+      <w:proofErr w:type="gramEnd"/>
+      <w:r>
+        <w:t xml:space="preserve"> pero NO el volumen:</w:t>
+      </w:r>
+    </w:p>
+    <w:p>
+      <w:proofErr w:type="spellStart"/>
+      <w:r>
+        <w:t>docker</w:t>
+      </w:r>
+      <w:proofErr w:type="spellEnd"/>
+      <w:r>
+        <w:t xml:space="preserve"> </w:t>
+      </w:r>
+      <w:proofErr w:type="spellStart"/>
+      <w:r>
+        <w:t>rm</w:t>
+      </w:r>
+      <w:proofErr w:type="spellEnd"/>
+      <w:r>
+        <w:t xml:space="preserve"> -f postgres15</w:t>
       </w:r>
     </w:p>
     <w:p>
       <w:r>
         <w:lastRenderedPageBreak/>
-        <w:t>Levanta de nuevo con el mismo volumen pg_data (mismo comando del ejercicio 2).</w:t>
+        <w:t xml:space="preserve">Levanta de nuevo con el mismo volumen </w:t>
+      </w:r>
+      <w:proofErr w:type="spellStart"/>
+      <w:r>
+        <w:t>pg_data</w:t>
+      </w:r>
+      <w:proofErr w:type="spellEnd"/>
+      <w:r>
+        <w:t xml:space="preserve"> (mismo comando del ejercicio 2).</w:t>
       </w:r>
       <w:r>
         <w:br/>
@@ -1231,15 +1490,7 @@
       </w:r>
     </w:p>
     <w:p>
-      <w:pPr>
-        <w:rPr>
-          <w:lang w:val="en-GB"/>
-        </w:rPr>
-      </w:pPr>
-      <w:r>
-        <w:rPr>
-          <w:lang w:val="en-GB"/>
-        </w:rPr>
+      <w:r>
         <w:t>docker exec -it postgres15 psql -U app -d appdb -c "SELECT * FROM alumnos;"</w:t>
       </w:r>
     </w:p>
@@ -1262,12 +1513,36 @@
           <w:b/>
           <w:bCs/>
         </w:rPr>
-        <w:t>8) Copiar archivos a un contenedor (sin volumes)</w:t>
-      </w:r>
-    </w:p>
-    <w:p>
-      <w:r>
-        <w:t>Crea un archivo hola.txt y cópialo a Nginx:</w:t>
+        <w:t xml:space="preserve">8) Copiar archivos a un contenedor (sin </w:t>
+      </w:r>
+      <w:proofErr w:type="spellStart"/>
+      <w:r>
+        <w:rPr>
+          <w:b/>
+          <w:bCs/>
+        </w:rPr>
+        <w:t>volumes</w:t>
+      </w:r>
+      <w:proofErr w:type="spellEnd"/>
+      <w:r>
+        <w:rPr>
+          <w:b/>
+          <w:bCs/>
+        </w:rPr>
+        <w:t>)</w:t>
+      </w:r>
+    </w:p>
+    <w:p>
+      <w:r>
+        <w:t xml:space="preserve">Crea un archivo hola.txt y cópialo a </w:t>
+      </w:r>
+      <w:proofErr w:type="spellStart"/>
+      <w:r>
+        <w:t>Nginx</w:t>
+      </w:r>
+      <w:proofErr w:type="spellEnd"/>
+      <w:r>
+        <w:t>:</w:t>
       </w:r>
     </w:p>
     <w:p>
@@ -1320,7 +1595,23 @@
           <w:b/>
           <w:bCs/>
         </w:rPr>
-        <w:t>9) Logs y troubleshooting (muy de clase)</w:t>
+        <w:t xml:space="preserve">9) Logs y </w:t>
+      </w:r>
+      <w:proofErr w:type="spellStart"/>
+      <w:r>
+        <w:rPr>
+          <w:b/>
+          <w:bCs/>
+        </w:rPr>
+        <w:t>troubleshooting</w:t>
+      </w:r>
+      <w:proofErr w:type="spellEnd"/>
+      <w:r>
+        <w:rPr>
+          <w:b/>
+          <w:bCs/>
+        </w:rPr>
+        <w:t xml:space="preserve"> (muy de clase)</w:t>
       </w:r>
     </w:p>
     <w:p>
@@ -1378,17 +1669,62 @@
       </w:r>
     </w:p>
     <w:p>
-      <w:r>
-        <w:t>docker ps -a</w:t>
-      </w:r>
-      <w:r>
-        <w:br/>
-        <w:t>docker images</w:t>
-      </w:r>
-      <w:r>
-        <w:br/>
-        <w:t>docker volume ls</w:t>
-      </w:r>
+      <w:proofErr w:type="spellStart"/>
+      <w:r>
+        <w:t>docker</w:t>
+      </w:r>
+      <w:proofErr w:type="spellEnd"/>
+      <w:r>
+        <w:t xml:space="preserve"> </w:t>
+      </w:r>
+      <w:proofErr w:type="spellStart"/>
+      <w:r>
+        <w:t>ps</w:t>
+      </w:r>
+      <w:proofErr w:type="spellEnd"/>
+      <w:r>
+        <w:t xml:space="preserve"> -a</w:t>
+      </w:r>
+      <w:r>
+        <w:br/>
+      </w:r>
+      <w:proofErr w:type="spellStart"/>
+      <w:r>
+        <w:t>docker</w:t>
+      </w:r>
+      <w:proofErr w:type="spellEnd"/>
+      <w:r>
+        <w:t xml:space="preserve"> </w:t>
+      </w:r>
+      <w:proofErr w:type="spellStart"/>
+      <w:r>
+        <w:t>images</w:t>
+      </w:r>
+      <w:proofErr w:type="spellEnd"/>
+      <w:r>
+        <w:br/>
+      </w:r>
+      <w:proofErr w:type="spellStart"/>
+      <w:r>
+        <w:t>docker</w:t>
+      </w:r>
+      <w:proofErr w:type="spellEnd"/>
+      <w:r>
+        <w:t xml:space="preserve"> </w:t>
+      </w:r>
+      <w:proofErr w:type="spellStart"/>
+      <w:r>
+        <w:t>volume</w:t>
+      </w:r>
+      <w:proofErr w:type="spellEnd"/>
+      <w:r>
+        <w:t xml:space="preserve"> </w:t>
+      </w:r>
+      <w:proofErr w:type="spellStart"/>
+      <w:r>
+        <w:t>ls</w:t>
+      </w:r>
+      <w:proofErr w:type="spellEnd"/>
     </w:p>
     <w:p>
       <w:r>
@@ -1396,9 +1732,19 @@
       </w:r>
     </w:p>
     <w:p>
-      <w:r>
-        <w:t>docker container prune</w:t>
-      </w:r>
+      <w:proofErr w:type="spellStart"/>
+      <w:r>
+        <w:t>docker</w:t>
+      </w:r>
+      <w:proofErr w:type="spellEnd"/>
+      <w:r>
+        <w:t xml:space="preserve"> container </w:t>
+      </w:r>
+      <w:proofErr w:type="spellStart"/>
+      <w:r>
+        <w:t>prune</w:t>
+      </w:r>
+      <w:proofErr w:type="spellEnd"/>
     </w:p>
     <w:p>
       <w:r>
@@ -1406,9 +1752,27 @@
       </w:r>
     </w:p>
     <w:p>
-      <w:r>
-        <w:t>docker image prune</w:t>
-      </w:r>
+      <w:proofErr w:type="spellStart"/>
+      <w:r>
+        <w:t>docker</w:t>
+      </w:r>
+      <w:proofErr w:type="spellEnd"/>
+      <w:r>
+        <w:t xml:space="preserve"> </w:t>
+      </w:r>
+      <w:proofErr w:type="spellStart"/>
+      <w:r>
+        <w:t>image</w:t>
+      </w:r>
+      <w:proofErr w:type="spellEnd"/>
+      <w:r>
+        <w:t xml:space="preserve"> </w:t>
+      </w:r>
+      <w:proofErr w:type="spellStart"/>
+      <w:r>
+        <w:t>prune</w:t>
+      </w:r>
+      <w:proofErr w:type="spellEnd"/>
     </w:p>
     <w:p>
       <w:r>
@@ -1416,9 +1780,27 @@
       </w:r>
     </w:p>
     <w:p>
-      <w:r>
-        <w:t>docker volume prune</w:t>
-      </w:r>
+      <w:proofErr w:type="spellStart"/>
+      <w:r>
+        <w:t>docker</w:t>
+      </w:r>
+      <w:proofErr w:type="spellEnd"/>
+      <w:r>
+        <w:t xml:space="preserve"> </w:t>
+      </w:r>
+      <w:proofErr w:type="spellStart"/>
+      <w:r>
+        <w:t>volume</w:t>
+      </w:r>
+      <w:proofErr w:type="spellEnd"/>
+      <w:r>
+        <w:t xml:space="preserve"> </w:t>
+      </w:r>
+      <w:proofErr w:type="spellStart"/>
+      <w:r>
+        <w:t>prune</w:t>
+      </w:r>
+      <w:proofErr w:type="spellEnd"/>
     </w:p>
     <w:p/>
     <w:sectPr>

--- a/MF0964_3 Desarrollo de elementos software para gestión de/SISTEMAS INFORMATICOS/DOCKER/EJERCICIOS DOCKERS.docx
+++ b/MF0964_3 Desarrollo de elementos software para gestión de/SISTEMAS INFORMATICOS/DOCKER/EJERCICIOS DOCKERS.docx
@@ -1082,7 +1082,76 @@
       </w:r>
     </w:p>
     <w:p/>
-    <w:p/>
+    <w:p>
+      <w:pPr>
+        <w:rPr>
+          <w:lang w:val="en-GB"/>
+        </w:rPr>
+      </w:pPr>
+      <w:proofErr w:type="spellStart"/>
+      <w:r>
+        <w:rPr>
+          <w:lang w:val="en-GB"/>
+        </w:rPr>
+        <w:t>mkdir</w:t>
+      </w:r>
+      <w:proofErr w:type="spellEnd"/>
+      <w:r>
+        <w:rPr>
+          <w:lang w:val="en-GB"/>
+        </w:rPr>
+        <w:t xml:space="preserve"> </w:t>
+      </w:r>
+      <w:proofErr w:type="spellStart"/>
+      <w:r>
+        <w:rPr>
+          <w:lang w:val="en-GB"/>
+        </w:rPr>
+        <w:t>xampp</w:t>
+      </w:r>
+      <w:proofErr w:type="spellEnd"/>
+      <w:r>
+        <w:rPr>
+          <w:lang w:val="en-GB"/>
+        </w:rPr>
+        <w:t>-docker</w:t>
+      </w:r>
+      <w:r>
+        <w:rPr>
+          <w:lang w:val="en-GB"/>
+        </w:rPr>
+        <w:br/>
+        <w:t xml:space="preserve">cd </w:t>
+      </w:r>
+      <w:proofErr w:type="spellStart"/>
+      <w:r>
+        <w:rPr>
+          <w:lang w:val="en-GB"/>
+        </w:rPr>
+        <w:t>xampp</w:t>
+      </w:r>
+      <w:proofErr w:type="spellEnd"/>
+      <w:r>
+        <w:rPr>
+          <w:lang w:val="en-GB"/>
+        </w:rPr>
+        <w:t>-docker</w:t>
+      </w:r>
+    </w:p>
+    <w:p>
+      <w:pPr>
+        <w:rPr>
+          <w:lang w:val="en-GB"/>
+        </w:rPr>
+      </w:pPr>
+    </w:p>
+    <w:p>
+      <w:pPr>
+        <w:rPr>
+          <w:lang w:val="en-GB"/>
+        </w:rPr>
+      </w:pPr>
+    </w:p>
     <w:p>
       <w:pPr>
         <w:rPr>
@@ -1525,6 +1594,12 @@
           <w:lang w:val="en-GB"/>
         </w:rPr>
         <w:br/>
+      </w:r>
+      <w:r>
+        <w:rPr>
+          <w:lang w:val="en-GB"/>
+        </w:rPr>
+        <w:lastRenderedPageBreak/>
         <w:t xml:space="preserve">    ports:</w:t>
       </w:r>
       <w:r>
@@ -1561,12 +1636,6 @@
           <w:lang w:val="en-GB"/>
         </w:rPr>
         <w:br/>
-      </w:r>
-      <w:r>
-        <w:rPr>
-          <w:lang w:val="en-GB"/>
-        </w:rPr>
-        <w:lastRenderedPageBreak/>
         <w:t xml:space="preserve">    </w:t>
       </w:r>
       <w:proofErr w:type="spellStart"/>
@@ -1636,7 +1705,7 @@
     <w:p>
       <w:r>
         <w:pict w14:anchorId="4D9E2A44">
-          <v:rect id="_x0000_i1043" style="width:0;height:1.5pt" o:hralign="center" o:hrstd="t" o:hr="t" fillcolor="#a0a0a0" stroked="f"/>
+          <v:rect id="_x0000_i1025" style="width:0;height:1.5pt" o:hralign="center" o:hrstd="t" o:hr="t" fillcolor="#a0a0a0" stroked="f"/>
         </w:pict>
       </w:r>
     </w:p>
@@ -1696,7 +1765,7 @@
     <w:p>
       <w:r>
         <w:pict w14:anchorId="47C84CB1">
-          <v:rect id="_x0000_i1044" style="width:0;height:1.5pt" o:hralign="center" o:hrstd="t" o:hr="t" fillcolor="#a0a0a0" stroked="f"/>
+          <v:rect id="_x0000_i1026" style="width:0;height:1.5pt" o:hralign="center" o:hrstd="t" o:hr="t" fillcolor="#a0a0a0" stroked="f"/>
         </w:pict>
       </w:r>
     </w:p>
@@ -1860,7 +1929,7 @@
     <w:p>
       <w:r>
         <w:pict w14:anchorId="6A3301E8">
-          <v:rect id="_x0000_i1045" style="width:0;height:1.5pt" o:hralign="center" o:hrstd="t" o:hr="t" fillcolor="#a0a0a0" stroked="f"/>
+          <v:rect id="_x0000_i1027" style="width:0;height:1.5pt" o:hralign="center" o:hrstd="t" o:hr="t" fillcolor="#a0a0a0" stroked="f"/>
         </w:pict>
       </w:r>
     </w:p>
@@ -2005,10 +2074,7 @@
         <w:pStyle w:val="Ttulo"/>
       </w:pPr>
       <w:r>
-        <w:t xml:space="preserve">OTRA FORMA DE </w:t>
-      </w:r>
-      <w:r>
-        <w:t>INSTALAR POSTGRESQL EN DOCKER</w:t>
+        <w:t>OTRA FORMA DE INSTALAR POSTGRESQL EN DOCKER</w:t>
       </w:r>
     </w:p>
     <w:p>
@@ -2282,6 +2348,7 @@
     <w:p>
       <w:proofErr w:type="spellStart"/>
       <w:r>
+        <w:lastRenderedPageBreak/>
         <w:t>docker</w:t>
       </w:r>
       <w:proofErr w:type="spellEnd"/>
@@ -2329,7 +2396,6 @@
           <w:b/>
           <w:bCs/>
         </w:rPr>
-        <w:lastRenderedPageBreak/>
         <w:t>4. Acceder a la base de datos desde el contenedor</w:t>
       </w:r>
     </w:p>
@@ -3979,7 +4045,6 @@
   <w:style w:type="character" w:default="1" w:styleId="Fuentedeprrafopredeter">
     <w:name w:val="Default Paragraph Font"/>
     <w:uiPriority w:val="1"/>
-    <w:semiHidden/>
     <w:unhideWhenUsed/>
   </w:style>
   <w:style w:type="table" w:default="1" w:styleId="Tablanormal">

--- a/MF0964_3 Desarrollo de elementos software para gestión de/SISTEMAS INFORMATICOS/DOCKER/EJERCICIOS DOCKERS.docx
+++ b/MF0964_3 Desarrollo de elementos software para gestión de/SISTEMAS INFORMATICOS/DOCKER/EJERCICIOS DOCKERS.docx
@@ -54,347 +54,200 @@
         <w:rPr>
           <w:lang w:val="en-GB"/>
         </w:rPr>
-        <w:t xml:space="preserve">En PowerShell, </w:t>
-      </w:r>
-      <w:proofErr w:type="spellStart"/>
-      <w:r>
-        <w:rPr>
-          <w:lang w:val="en-GB"/>
-        </w:rPr>
-        <w:t>ejecuta</w:t>
-      </w:r>
-      <w:proofErr w:type="spellEnd"/>
-      <w:r>
-        <w:rPr>
-          <w:lang w:val="en-GB"/>
-        </w:rPr>
+        <w:t>En PowerShell, ejecuta:</w:t>
+      </w:r>
+    </w:p>
+    <w:p>
+      <w:pPr>
+        <w:rPr>
+          <w:lang w:val="en-GB"/>
+        </w:rPr>
+      </w:pPr>
+    </w:p>
+    <w:p>
+      <w:pPr>
+        <w:rPr>
+          <w:lang w:val="en-GB"/>
+        </w:rPr>
+      </w:pPr>
+      <w:r>
+        <w:rPr>
+          <w:lang w:val="en-GB"/>
+        </w:rPr>
+        <w:t>docker pull mongo:latest</w:t>
+      </w:r>
+    </w:p>
+    <w:p>
+      <w:pPr>
+        <w:rPr>
+          <w:lang w:val="en-GB"/>
+        </w:rPr>
+      </w:pPr>
+    </w:p>
+    <w:p>
+      <w:pPr>
+        <w:rPr>
+          <w:lang w:val="en-GB"/>
+        </w:rPr>
+      </w:pPr>
+      <w:r>
+        <w:rPr>
+          <w:lang w:val="en-GB"/>
+        </w:rPr>
+        <w:t>docker volume create mongo_data</w:t>
+      </w:r>
+    </w:p>
+    <w:p>
+      <w:pPr>
+        <w:rPr>
+          <w:lang w:val="en-GB"/>
+        </w:rPr>
+      </w:pPr>
+    </w:p>
+    <w:p>
+      <w:pPr>
+        <w:rPr>
+          <w:lang w:val="en-GB"/>
+        </w:rPr>
+      </w:pPr>
+      <w:r>
+        <w:rPr>
+          <w:lang w:val="en-GB"/>
+        </w:rPr>
+        <w:t>docker run -d `</w:t>
+      </w:r>
+    </w:p>
+    <w:p>
+      <w:pPr>
+        <w:rPr>
+          <w:lang w:val="en-GB"/>
+        </w:rPr>
+      </w:pPr>
+      <w:r>
+        <w:rPr>
+          <w:lang w:val="en-GB"/>
+        </w:rPr>
+        <w:t xml:space="preserve">  --name mongodb `</w:t>
+      </w:r>
+    </w:p>
+    <w:p>
+      <w:pPr>
+        <w:rPr>
+          <w:lang w:val="en-GB"/>
+        </w:rPr>
+      </w:pPr>
+      <w:r>
+        <w:rPr>
+          <w:lang w:val="en-GB"/>
+        </w:rPr>
+        <w:t xml:space="preserve">  -p 27017:27017 `</w:t>
+      </w:r>
+    </w:p>
+    <w:p>
+      <w:pPr>
+        <w:rPr>
+          <w:lang w:val="en-GB"/>
+        </w:rPr>
+      </w:pPr>
+      <w:r>
+        <w:rPr>
+          <w:lang w:val="en-GB"/>
+        </w:rPr>
+        <w:t xml:space="preserve">  -v mongo_data:/data/db `</w:t>
+      </w:r>
+    </w:p>
+    <w:p>
+      <w:r>
+        <w:rPr>
+          <w:lang w:val="en-GB"/>
+        </w:rPr>
+        <w:t xml:space="preserve">  </w:t>
+      </w:r>
+      <w:r>
+        <w:t>mongo:latest</w:t>
+      </w:r>
+    </w:p>
+    <w:p/>
+    <w:p>
+      <w:r>
+        <w:t>Comprobar que está corriendo:</w:t>
+      </w:r>
+    </w:p>
+    <w:p/>
+    <w:p>
+      <w:r>
+        <w:t>docker ps</w:t>
+      </w:r>
+    </w:p>
+    <w:p/>
+    <w:p>
+      <w:r>
+        <w:t>Ver logs:</w:t>
+      </w:r>
+    </w:p>
+    <w:p/>
+    <w:p>
+      <w:r>
+        <w:lastRenderedPageBreak/>
+        <w:t>docker logs mongodb</w:t>
+      </w:r>
+    </w:p>
+    <w:p>
+      <w:r>
+        <w:t>2º Instalar el cliente de mongodb compase</w:t>
+      </w:r>
+    </w:p>
+    <w:p/>
+    <w:p>
+      <w:pPr>
+        <w:pStyle w:val="Ttulo"/>
+      </w:pPr>
+      <w:r>
+        <w:t>INSTALAR POSTGRESQL EN DOCKER</w:t>
+      </w:r>
+    </w:p>
+    <w:p>
+      <w:pPr>
+        <w:rPr>
+          <w:b/>
+          <w:bCs/>
+        </w:rPr>
+      </w:pPr>
+    </w:p>
+    <w:p>
+      <w:pPr>
+        <w:rPr>
+          <w:b/>
+          <w:bCs/>
+        </w:rPr>
+      </w:pPr>
+      <w:r>
+        <w:rPr>
+          <w:b/>
+          <w:bCs/>
+        </w:rPr>
+        <w:t>1. Descargar la imagen de PostgreSQL</w:t>
+      </w:r>
+    </w:p>
+    <w:p>
+      <w:r>
+        <w:t xml:space="preserve">Ejecuta el siguiente comando para obtener la imagen oficial de PostgreSQL desde </w:t>
+      </w:r>
+      <w:r>
+        <w:rPr>
+          <w:b/>
+          <w:bCs/>
+        </w:rPr>
+        <w:t>Docker Hub</w:t>
+      </w:r>
+      <w:r>
         <w:t>:</w:t>
       </w:r>
     </w:p>
     <w:p>
-      <w:pPr>
-        <w:rPr>
-          <w:lang w:val="en-GB"/>
-        </w:rPr>
-      </w:pPr>
-    </w:p>
-    <w:p>
-      <w:pPr>
-        <w:rPr>
-          <w:lang w:val="en-GB"/>
-        </w:rPr>
-      </w:pPr>
-      <w:r>
-        <w:rPr>
-          <w:lang w:val="en-GB"/>
-        </w:rPr>
-        <w:t xml:space="preserve">docker pull </w:t>
-      </w:r>
-      <w:proofErr w:type="spellStart"/>
-      <w:proofErr w:type="gramStart"/>
-      <w:r>
-        <w:rPr>
-          <w:lang w:val="en-GB"/>
-        </w:rPr>
-        <w:t>mongo:latest</w:t>
-      </w:r>
-      <w:proofErr w:type="spellEnd"/>
-      <w:proofErr w:type="gramEnd"/>
-    </w:p>
-    <w:p>
-      <w:pPr>
-        <w:rPr>
-          <w:lang w:val="en-GB"/>
-        </w:rPr>
-      </w:pPr>
-    </w:p>
-    <w:p>
-      <w:pPr>
-        <w:rPr>
-          <w:lang w:val="en-GB"/>
-        </w:rPr>
-      </w:pPr>
-      <w:r>
-        <w:rPr>
-          <w:lang w:val="en-GB"/>
-        </w:rPr>
-        <w:t xml:space="preserve">docker volume create </w:t>
-      </w:r>
-      <w:proofErr w:type="spellStart"/>
-      <w:r>
-        <w:rPr>
-          <w:lang w:val="en-GB"/>
-        </w:rPr>
-        <w:t>mongo_data</w:t>
-      </w:r>
-      <w:proofErr w:type="spellEnd"/>
-    </w:p>
-    <w:p>
-      <w:pPr>
-        <w:rPr>
-          <w:lang w:val="en-GB"/>
-        </w:rPr>
-      </w:pPr>
-    </w:p>
-    <w:p>
-      <w:pPr>
-        <w:rPr>
-          <w:lang w:val="en-GB"/>
-        </w:rPr>
-      </w:pPr>
-      <w:r>
-        <w:rPr>
-          <w:lang w:val="en-GB"/>
-        </w:rPr>
-        <w:t xml:space="preserve">docker </w:t>
-      </w:r>
-      <w:proofErr w:type="gramStart"/>
-      <w:r>
-        <w:rPr>
-          <w:lang w:val="en-GB"/>
-        </w:rPr>
-        <w:t>run -d</w:t>
-      </w:r>
-      <w:proofErr w:type="gramEnd"/>
-      <w:r>
-        <w:rPr>
-          <w:lang w:val="en-GB"/>
-        </w:rPr>
-        <w:t xml:space="preserve"> `</w:t>
-      </w:r>
-    </w:p>
-    <w:p>
-      <w:pPr>
-        <w:rPr>
-          <w:lang w:val="en-GB"/>
-        </w:rPr>
-      </w:pPr>
-      <w:r>
-        <w:rPr>
-          <w:lang w:val="en-GB"/>
-        </w:rPr>
-        <w:t xml:space="preserve">  --name </w:t>
-      </w:r>
-      <w:proofErr w:type="spellStart"/>
-      <w:r>
-        <w:rPr>
-          <w:lang w:val="en-GB"/>
-        </w:rPr>
-        <w:t>mongodb</w:t>
-      </w:r>
-      <w:proofErr w:type="spellEnd"/>
-      <w:r>
-        <w:rPr>
-          <w:lang w:val="en-GB"/>
-        </w:rPr>
-        <w:t xml:space="preserve"> `</w:t>
-      </w:r>
-    </w:p>
-    <w:p>
-      <w:pPr>
-        <w:rPr>
-          <w:lang w:val="en-GB"/>
-        </w:rPr>
-      </w:pPr>
-      <w:r>
-        <w:rPr>
-          <w:lang w:val="en-GB"/>
-        </w:rPr>
-        <w:t xml:space="preserve">  -p 27017:27017 `</w:t>
-      </w:r>
-    </w:p>
-    <w:p>
-      <w:pPr>
-        <w:rPr>
-          <w:lang w:val="en-GB"/>
-        </w:rPr>
-      </w:pPr>
-      <w:r>
-        <w:rPr>
-          <w:lang w:val="en-GB"/>
-        </w:rPr>
-        <w:t xml:space="preserve">  -v </w:t>
-      </w:r>
-      <w:proofErr w:type="spellStart"/>
-      <w:r>
-        <w:rPr>
-          <w:lang w:val="en-GB"/>
-        </w:rPr>
-        <w:t>mongo_data</w:t>
-      </w:r>
-      <w:proofErr w:type="spellEnd"/>
-      <w:r>
-        <w:rPr>
-          <w:lang w:val="en-GB"/>
-        </w:rPr>
-        <w:t>:/data/</w:t>
-      </w:r>
-      <w:proofErr w:type="spellStart"/>
-      <w:r>
-        <w:rPr>
-          <w:lang w:val="en-GB"/>
-        </w:rPr>
-        <w:t>db</w:t>
-      </w:r>
-      <w:proofErr w:type="spellEnd"/>
-      <w:r>
-        <w:rPr>
-          <w:lang w:val="en-GB"/>
-        </w:rPr>
-        <w:t xml:space="preserve"> `</w:t>
-      </w:r>
-    </w:p>
-    <w:p>
-      <w:r>
-        <w:rPr>
-          <w:lang w:val="en-GB"/>
-        </w:rPr>
-        <w:t xml:space="preserve">  </w:t>
-      </w:r>
-      <w:proofErr w:type="spellStart"/>
-      <w:proofErr w:type="gramStart"/>
-      <w:r>
-        <w:t>mongo:latest</w:t>
-      </w:r>
-      <w:proofErr w:type="spellEnd"/>
-      <w:proofErr w:type="gramEnd"/>
-    </w:p>
-    <w:p/>
-    <w:p>
-      <w:r>
-        <w:t>Comprobar que está corriendo:</w:t>
-      </w:r>
-    </w:p>
-    <w:p/>
-    <w:p>
-      <w:proofErr w:type="spellStart"/>
-      <w:r>
-        <w:t>docker</w:t>
-      </w:r>
-      <w:proofErr w:type="spellEnd"/>
-      <w:r>
-        <w:t xml:space="preserve"> </w:t>
-      </w:r>
-      <w:proofErr w:type="spellStart"/>
-      <w:r>
-        <w:t>ps</w:t>
-      </w:r>
-      <w:proofErr w:type="spellEnd"/>
-    </w:p>
-    <w:p/>
-    <w:p>
-      <w:r>
-        <w:t>Ver logs:</w:t>
-      </w:r>
-    </w:p>
-    <w:p/>
-    <w:p>
-      <w:proofErr w:type="spellStart"/>
-      <w:r>
-        <w:lastRenderedPageBreak/>
-        <w:t>docker</w:t>
-      </w:r>
-      <w:proofErr w:type="spellEnd"/>
-      <w:r>
-        <w:t xml:space="preserve"> logs </w:t>
-      </w:r>
-      <w:proofErr w:type="spellStart"/>
-      <w:r>
-        <w:t>mongodb</w:t>
-      </w:r>
-      <w:proofErr w:type="spellEnd"/>
-    </w:p>
-    <w:p>
-      <w:r>
-        <w:t xml:space="preserve">2º Instalar el cliente de </w:t>
-      </w:r>
-      <w:proofErr w:type="spellStart"/>
-      <w:r>
-        <w:t>mongodb</w:t>
-      </w:r>
-      <w:proofErr w:type="spellEnd"/>
-      <w:r>
-        <w:t xml:space="preserve"> compase</w:t>
-      </w:r>
-    </w:p>
-    <w:p/>
-    <w:p>
-      <w:pPr>
-        <w:pStyle w:val="Ttulo"/>
-      </w:pPr>
-      <w:r>
-        <w:t>INSTALAR POSTGRESQL EN DOCKER</w:t>
-      </w:r>
-    </w:p>
-    <w:p>
-      <w:pPr>
-        <w:rPr>
-          <w:b/>
-          <w:bCs/>
-        </w:rPr>
-      </w:pPr>
-    </w:p>
-    <w:p>
-      <w:pPr>
-        <w:rPr>
-          <w:b/>
-          <w:bCs/>
-        </w:rPr>
-      </w:pPr>
-      <w:r>
-        <w:rPr>
-          <w:b/>
-          <w:bCs/>
-        </w:rPr>
-        <w:t>1. Descargar la imagen de PostgreSQL</w:t>
-      </w:r>
-    </w:p>
-    <w:p>
-      <w:r>
-        <w:t xml:space="preserve">Ejecuta el siguiente comando para obtener la imagen oficial de PostgreSQL desde </w:t>
-      </w:r>
-      <w:r>
-        <w:rPr>
-          <w:b/>
-          <w:bCs/>
-        </w:rPr>
-        <w:t xml:space="preserve">Docker </w:t>
-      </w:r>
-      <w:proofErr w:type="gramStart"/>
-      <w:r>
-        <w:rPr>
-          <w:b/>
-          <w:bCs/>
-        </w:rPr>
-        <w:t>Hub</w:t>
-      </w:r>
-      <w:proofErr w:type="gramEnd"/>
-      <w:r>
-        <w:t>:</w:t>
-      </w:r>
-    </w:p>
-    <w:p>
-      <w:proofErr w:type="spellStart"/>
-      <w:r>
-        <w:t>docker</w:t>
-      </w:r>
-      <w:proofErr w:type="spellEnd"/>
-      <w:r>
-        <w:t xml:space="preserve"> </w:t>
-      </w:r>
-      <w:proofErr w:type="spellStart"/>
-      <w:r>
-        <w:t>pull</w:t>
-      </w:r>
-      <w:proofErr w:type="spellEnd"/>
-      <w:r>
-        <w:t xml:space="preserve"> </w:t>
-      </w:r>
-      <w:proofErr w:type="spellStart"/>
-      <w:r>
-        <w:t>postgres</w:t>
-      </w:r>
-      <w:proofErr w:type="spellEnd"/>
+      <w:r>
+        <w:t>docker pull postgres</w:t>
+      </w:r>
     </w:p>
     <w:p>
       <w:pPr>
@@ -417,43 +270,9 @@
       </w:r>
     </w:p>
     <w:p>
-      <w:proofErr w:type="spellStart"/>
-      <w:r>
-        <w:t>docker</w:t>
-      </w:r>
-      <w:proofErr w:type="spellEnd"/>
-      <w:r>
-        <w:t xml:space="preserve"> run --</w:t>
-      </w:r>
-      <w:proofErr w:type="spellStart"/>
-      <w:r>
-        <w:t>name</w:t>
-      </w:r>
-      <w:proofErr w:type="spellEnd"/>
-      <w:r>
-        <w:t xml:space="preserve"> </w:t>
-      </w:r>
-      <w:proofErr w:type="spellStart"/>
-      <w:r>
-        <w:t>mi_postgres</w:t>
-      </w:r>
-      <w:proofErr w:type="spellEnd"/>
-      <w:r>
-        <w:t xml:space="preserve"> -e POSTGRES_USER=usuario -e POSTGRES_PASSWORD=clave -e POSTGRES_DB=</w:t>
-      </w:r>
-      <w:proofErr w:type="spellStart"/>
-      <w:r>
-        <w:t>midb</w:t>
-      </w:r>
-      <w:proofErr w:type="spellEnd"/>
-      <w:r>
-        <w:t xml:space="preserve"> -p 5432:5432 -d </w:t>
-      </w:r>
-      <w:proofErr w:type="spellStart"/>
-      <w:r>
-        <w:t>postgres</w:t>
-      </w:r>
-      <w:proofErr w:type="spellEnd"/>
+      <w:r>
+        <w:t>docker run --name mi_postgres -e POSTGRES_USER=usuario -e POSTGRES_PASSWORD=clave -e POSTGRES_DB=midb -p 5432:5432 -d postgres</w:t>
+      </w:r>
     </w:p>
     <w:p>
       <w:r>
@@ -484,23 +303,7 @@
         </w:numPr>
       </w:pPr>
       <w:r>
-        <w:t>--</w:t>
-      </w:r>
-      <w:proofErr w:type="spellStart"/>
-      <w:r>
-        <w:t>name</w:t>
-      </w:r>
-      <w:proofErr w:type="spellEnd"/>
-      <w:r>
-        <w:t xml:space="preserve"> </w:t>
-      </w:r>
-      <w:proofErr w:type="spellStart"/>
-      <w:r>
-        <w:t>mi_postgres</w:t>
-      </w:r>
-      <w:proofErr w:type="spellEnd"/>
-      <w:r>
-        <w:t>: Nombre del contenedor.</w:t>
+        <w:t>--name mi_postgres: Nombre del contenedor.</w:t>
       </w:r>
     </w:p>
     <w:p>
@@ -533,15 +336,7 @@
         </w:numPr>
       </w:pPr>
       <w:r>
-        <w:t>-e POSTGRES_DB=</w:t>
-      </w:r>
-      <w:proofErr w:type="spellStart"/>
-      <w:r>
-        <w:t>midb</w:t>
-      </w:r>
-      <w:proofErr w:type="spellEnd"/>
-      <w:r>
-        <w:t>: Nombre de la base de datos por defecto.</w:t>
+        <w:t>-e POSTGRES_DB=midb: Nombre de la base de datos por defecto.</w:t>
       </w:r>
     </w:p>
     <w:p>
@@ -563,15 +358,7 @@
         </w:numPr>
       </w:pPr>
       <w:r>
-        <w:t xml:space="preserve">-d </w:t>
-      </w:r>
-      <w:proofErr w:type="spellStart"/>
-      <w:r>
-        <w:t>postgres</w:t>
-      </w:r>
-      <w:proofErr w:type="spellEnd"/>
-      <w:r>
-        <w:t>: Ejecuta el contenedor en segundo plano usando la imagen de PostgreSQL.</w:t>
+        <w:t>-d postgres: Ejecuta el contenedor en segundo plano usando la imagen de PostgreSQL.</w:t>
       </w:r>
     </w:p>
     <w:p>
@@ -595,19 +382,9 @@
       </w:r>
     </w:p>
     <w:p>
-      <w:proofErr w:type="spellStart"/>
-      <w:r>
-        <w:t>docker</w:t>
-      </w:r>
-      <w:proofErr w:type="spellEnd"/>
-      <w:r>
-        <w:t xml:space="preserve"> </w:t>
-      </w:r>
-      <w:proofErr w:type="spellStart"/>
-      <w:r>
-        <w:t>ps</w:t>
-      </w:r>
-      <w:proofErr w:type="spellEnd"/>
+      <w:r>
+        <w:t>docker ps</w:t>
+      </w:r>
     </w:p>
     <w:p>
       <w:r>
@@ -615,21 +392,8 @@
       </w:r>
     </w:p>
     <w:p>
-      <w:proofErr w:type="spellStart"/>
-      <w:r>
-        <w:t>docker</w:t>
-      </w:r>
-      <w:proofErr w:type="spellEnd"/>
-      <w:r>
-        <w:t xml:space="preserve"> </w:t>
-      </w:r>
-      <w:proofErr w:type="spellStart"/>
-      <w:r>
-        <w:t>ps</w:t>
-      </w:r>
-      <w:proofErr w:type="spellEnd"/>
-      <w:r>
-        <w:t xml:space="preserve"> -a</w:t>
+      <w:r>
+        <w:t>docker ps -a</w:t>
       </w:r>
     </w:p>
     <w:p>
@@ -650,63 +414,13 @@
     <w:p>
       <w:r>
         <w:lastRenderedPageBreak/>
-        <w:t xml:space="preserve">Puedes acceder al </w:t>
-      </w:r>
-      <w:proofErr w:type="spellStart"/>
-      <w:r>
-        <w:t>shell</w:t>
-      </w:r>
-      <w:proofErr w:type="spellEnd"/>
-      <w:r>
-        <w:t xml:space="preserve"> de PostgreSQL dentro del contenedor ejecutando:</w:t>
-      </w:r>
-    </w:p>
-    <w:p>
-      <w:proofErr w:type="spellStart"/>
-      <w:r>
-        <w:t>docker</w:t>
-      </w:r>
-      <w:proofErr w:type="spellEnd"/>
-      <w:r>
-        <w:t xml:space="preserve"> </w:t>
-      </w:r>
-      <w:proofErr w:type="spellStart"/>
-      <w:r>
-        <w:t>exec</w:t>
-      </w:r>
-      <w:proofErr w:type="spellEnd"/>
-      <w:r>
-        <w:t xml:space="preserve"> -</w:t>
-      </w:r>
-      <w:proofErr w:type="spellStart"/>
-      <w:r>
-        <w:t>it</w:t>
-      </w:r>
-      <w:proofErr w:type="spellEnd"/>
-      <w:r>
-        <w:t xml:space="preserve"> </w:t>
-      </w:r>
-      <w:proofErr w:type="spellStart"/>
-      <w:r>
-        <w:t>mi_postgres</w:t>
-      </w:r>
-      <w:proofErr w:type="spellEnd"/>
-      <w:r>
-        <w:t xml:space="preserve"> </w:t>
-      </w:r>
-      <w:proofErr w:type="spellStart"/>
-      <w:r>
-        <w:t>psql</w:t>
-      </w:r>
-      <w:proofErr w:type="spellEnd"/>
-      <w:r>
-        <w:t xml:space="preserve"> -U usuario -d </w:t>
-      </w:r>
-      <w:proofErr w:type="spellStart"/>
-      <w:r>
-        <w:t>midb</w:t>
-      </w:r>
-      <w:proofErr w:type="spellEnd"/>
+        <w:t>Puedes acceder al shell de PostgreSQL dentro del contenedor ejecutando:</w:t>
+      </w:r>
+    </w:p>
+    <w:p>
+      <w:r>
+        <w:t>docker exec -it mi_postgres psql -U usuario -d midb</w:t>
+      </w:r>
     </w:p>
     <w:p>
       <w:r>
@@ -734,19 +448,9 @@
       </w:r>
     </w:p>
     <w:p>
-      <w:proofErr w:type="spellStart"/>
-      <w:r>
-        <w:t>docker</w:t>
-      </w:r>
-      <w:proofErr w:type="spellEnd"/>
-      <w:r>
-        <w:t xml:space="preserve"> stop </w:t>
-      </w:r>
-      <w:proofErr w:type="spellStart"/>
-      <w:r>
-        <w:t>mi_postgres</w:t>
-      </w:r>
-      <w:proofErr w:type="spellEnd"/>
+      <w:r>
+        <w:t>docker stop mi_postgres</w:t>
+      </w:r>
     </w:p>
     <w:p>
       <w:r>
@@ -754,27 +458,9 @@
       </w:r>
     </w:p>
     <w:p>
-      <w:proofErr w:type="spellStart"/>
-      <w:r>
-        <w:t>docker</w:t>
-      </w:r>
-      <w:proofErr w:type="spellEnd"/>
-      <w:r>
-        <w:t xml:space="preserve"> </w:t>
-      </w:r>
-      <w:proofErr w:type="spellStart"/>
-      <w:r>
-        <w:t>rm</w:t>
-      </w:r>
-      <w:proofErr w:type="spellEnd"/>
-      <w:r>
-        <w:t xml:space="preserve"> </w:t>
-      </w:r>
-      <w:proofErr w:type="spellStart"/>
-      <w:r>
-        <w:t>mi_postgres</w:t>
-      </w:r>
-      <w:proofErr w:type="spellEnd"/>
+      <w:r>
+        <w:t>docker rm mi_postgres</w:t>
+      </w:r>
     </w:p>
     <w:p>
       <w:pPr>
@@ -797,75 +483,9 @@
       </w:r>
     </w:p>
     <w:p>
-      <w:proofErr w:type="spellStart"/>
-      <w:r>
-        <w:t>docker</w:t>
-      </w:r>
-      <w:proofErr w:type="spellEnd"/>
-      <w:r>
-        <w:t xml:space="preserve"> run --</w:t>
-      </w:r>
-      <w:proofErr w:type="spellStart"/>
-      <w:r>
-        <w:t>name</w:t>
-      </w:r>
-      <w:proofErr w:type="spellEnd"/>
-      <w:r>
-        <w:t xml:space="preserve"> </w:t>
-      </w:r>
-      <w:proofErr w:type="spellStart"/>
-      <w:r>
-        <w:t>mi_postgres</w:t>
-      </w:r>
-      <w:proofErr w:type="spellEnd"/>
-      <w:r>
-        <w:t xml:space="preserve"> -e POSTGRES_USER=usuario -e POSTGRES_PASSWORD=clave -e POSTGRES_DB=</w:t>
-      </w:r>
-      <w:proofErr w:type="spellStart"/>
-      <w:r>
-        <w:t>midb</w:t>
-      </w:r>
-      <w:proofErr w:type="spellEnd"/>
-      <w:r>
-        <w:t xml:space="preserve"> -p 5432:5432 -v </w:t>
-      </w:r>
-      <w:proofErr w:type="spellStart"/>
-      <w:r>
-        <w:t>pgdata</w:t>
-      </w:r>
-      <w:proofErr w:type="spellEnd"/>
-      <w:r>
-        <w:t>:/</w:t>
-      </w:r>
-      <w:proofErr w:type="spellStart"/>
-      <w:r>
-        <w:t>var</w:t>
-      </w:r>
-      <w:proofErr w:type="spellEnd"/>
-      <w:r>
-        <w:t>/</w:t>
-      </w:r>
-      <w:proofErr w:type="spellStart"/>
-      <w:r>
-        <w:t>lib</w:t>
-      </w:r>
-      <w:proofErr w:type="spellEnd"/>
-      <w:r>
-        <w:t>/</w:t>
-      </w:r>
-      <w:proofErr w:type="spellStart"/>
-      <w:r>
-        <w:t>postgresql</w:t>
-      </w:r>
-      <w:proofErr w:type="spellEnd"/>
-      <w:r>
-        <w:t xml:space="preserve">/data -d </w:t>
-      </w:r>
-      <w:proofErr w:type="spellStart"/>
-      <w:r>
-        <w:t>postgres</w:t>
-      </w:r>
-      <w:proofErr w:type="spellEnd"/>
+      <w:r>
+        <w:t>docker run --name mi_postgres -e POSTGRES_USER=usuario -e POSTGRES_PASSWORD=clave -e POSTGRES_DB=midb -p 5432:5432 -v pgdata:/var/lib/postgresql/data -d postgres</w:t>
+      </w:r>
     </w:p>
     <w:p>
       <w:pPr>
@@ -875,49 +495,15 @@
         </w:numPr>
       </w:pPr>
       <w:r>
-        <w:t xml:space="preserve">-v </w:t>
-      </w:r>
-      <w:proofErr w:type="spellStart"/>
-      <w:r>
+        <w:t xml:space="preserve">-v pgdata:/var/lib/postgresql/data: Crea un volumen persistente llamado </w:t>
+      </w:r>
+      <w:r>
+        <w:rPr>
+          <w:b/>
+          <w:bCs/>
+        </w:rPr>
         <w:t>pgdata</w:t>
       </w:r>
-      <w:proofErr w:type="spellEnd"/>
-      <w:r>
-        <w:t>:/</w:t>
-      </w:r>
-      <w:proofErr w:type="spellStart"/>
-      <w:r>
-        <w:t>var</w:t>
-      </w:r>
-      <w:proofErr w:type="spellEnd"/>
-      <w:r>
-        <w:t>/</w:t>
-      </w:r>
-      <w:proofErr w:type="spellStart"/>
-      <w:r>
-        <w:t>lib</w:t>
-      </w:r>
-      <w:proofErr w:type="spellEnd"/>
-      <w:r>
-        <w:t>/</w:t>
-      </w:r>
-      <w:proofErr w:type="spellStart"/>
-      <w:r>
-        <w:t>postgresql</w:t>
-      </w:r>
-      <w:proofErr w:type="spellEnd"/>
-      <w:r>
-        <w:t xml:space="preserve">/data: Crea un volumen persistente llamado </w:t>
-      </w:r>
-      <w:proofErr w:type="spellStart"/>
-      <w:r>
-        <w:rPr>
-          <w:b/>
-          <w:bCs/>
-        </w:rPr>
-        <w:t>pgdata</w:t>
-      </w:r>
-      <w:proofErr w:type="spellEnd"/>
       <w:r>
         <w:t>.</w:t>
       </w:r>
@@ -941,7 +527,6 @@
       <w:r>
         <w:t xml:space="preserve">Si tienes un cliente de PostgreSQL (como </w:t>
       </w:r>
-      <w:proofErr w:type="spellStart"/>
       <w:r>
         <w:rPr>
           <w:b/>
@@ -949,11 +534,9 @@
         </w:rPr>
         <w:t>DBeaver</w:t>
       </w:r>
-      <w:proofErr w:type="spellEnd"/>
       <w:r>
         <w:t xml:space="preserve"> o </w:t>
       </w:r>
-      <w:proofErr w:type="spellStart"/>
       <w:r>
         <w:rPr>
           <w:b/>
@@ -961,7 +544,6 @@
         </w:rPr>
         <w:t>pgAdmin</w:t>
       </w:r>
-      <w:proofErr w:type="spellEnd"/>
       <w:r>
         <w:t>) en tu máquina, puedes conectarte usando:</w:t>
       </w:r>
@@ -1053,13 +635,8 @@
         <w:t>Base de datos</w:t>
       </w:r>
       <w:r>
-        <w:t xml:space="preserve">: </w:t>
-      </w:r>
-      <w:proofErr w:type="spellStart"/>
-      <w:r>
-        <w:t>midb</w:t>
-      </w:r>
-      <w:proofErr w:type="spellEnd"/>
+        <w:t>: midb</w:t>
+      </w:r>
     </w:p>
     <w:p>
       <w:r>
@@ -1075,12 +652,110 @@
     <w:p>
       <w:pPr>
         <w:pStyle w:val="Ttulo1"/>
-      </w:pPr>
-      <w:r>
+        <w:rPr>
+          <w:lang w:val="en-GB"/>
+        </w:rPr>
+      </w:pPr>
+      <w:r>
+        <w:rPr>
+          <w:lang w:val="en-GB"/>
+        </w:rPr>
         <w:lastRenderedPageBreak/>
         <w:t>XAMPP EN DOCKER</w:t>
       </w:r>
     </w:p>
+    <w:p>
+      <w:pPr>
+        <w:rPr>
+          <w:lang w:val="en-GB"/>
+        </w:rPr>
+      </w:pPr>
+    </w:p>
+    <w:p>
+      <w:pPr>
+        <w:rPr>
+          <w:lang w:val="en-GB"/>
+        </w:rPr>
+      </w:pPr>
+      <w:r>
+        <w:rPr>
+          <w:lang w:val="en-GB"/>
+        </w:rPr>
+        <w:t xml:space="preserve">1º crear estas carpetas </w:t>
+      </w:r>
+    </w:p>
+    <w:p>
+      <w:pPr>
+        <w:rPr>
+          <w:lang w:val="en-GB"/>
+        </w:rPr>
+      </w:pPr>
+      <w:r>
+        <w:rPr>
+          <w:lang w:val="en-GB"/>
+        </w:rPr>
+        <w:t>mkdir xampp-docker</w:t>
+      </w:r>
+      <w:r>
+        <w:rPr>
+          <w:lang w:val="en-GB"/>
+        </w:rPr>
+        <w:br/>
+        <w:t>cd xampp-docker</w:t>
+      </w:r>
+    </w:p>
+    <w:p>
+      <w:pPr>
+        <w:rPr>
+          <w:lang w:val="en-GB"/>
+        </w:rPr>
+      </w:pPr>
+    </w:p>
+    <w:p>
+      <w:pPr>
+        <w:rPr>
+          <w:lang w:val="en-GB"/>
+        </w:rPr>
+      </w:pPr>
+      <w:r>
+        <w:rPr>
+          <w:lang w:val="en-GB"/>
+        </w:rPr>
+        <w:t>2º Notepad Docker-compose.yml</w:t>
+      </w:r>
+    </w:p>
+    <w:p>
+      <w:pPr>
+        <w:rPr>
+          <w:lang w:val="en-GB"/>
+        </w:rPr>
+      </w:pPr>
+    </w:p>
+    <w:p>
+      <w:pPr>
+        <w:rPr>
+          <w:b/>
+          <w:bCs/>
+        </w:rPr>
+      </w:pPr>
+      <w:r>
+        <w:rPr>
+          <w:b/>
+          <w:bCs/>
+        </w:rPr>
+        <w:t>XAMPP completo con Docker Compose (RECOMENDADO)</w:t>
+      </w:r>
+    </w:p>
+    <w:p>
+      <w:r>
+        <w:t>Crea un archivo:</w:t>
+      </w:r>
+    </w:p>
+    <w:p>
+      <w:r>
+        <w:t>docker-compose.yml</w:t>
+      </w:r>
+    </w:p>
     <w:p/>
     <w:p>
       <w:pPr>
@@ -1088,621 +763,452 @@
           <w:lang w:val="en-GB"/>
         </w:rPr>
       </w:pPr>
-      <w:proofErr w:type="spellStart"/>
-      <w:r>
-        <w:rPr>
-          <w:lang w:val="en-GB"/>
-        </w:rPr>
-        <w:t>mkdir</w:t>
-      </w:r>
-      <w:proofErr w:type="spellEnd"/>
-      <w:r>
-        <w:rPr>
-          <w:lang w:val="en-GB"/>
-        </w:rPr>
-        <w:t xml:space="preserve"> </w:t>
-      </w:r>
-      <w:proofErr w:type="spellStart"/>
-      <w:r>
-        <w:rPr>
-          <w:lang w:val="en-GB"/>
-        </w:rPr>
-        <w:t>xampp</w:t>
-      </w:r>
-      <w:proofErr w:type="spellEnd"/>
-      <w:r>
-        <w:rPr>
-          <w:lang w:val="en-GB"/>
-        </w:rPr>
-        <w:t>-docker</w:t>
-      </w:r>
-      <w:r>
-        <w:rPr>
-          <w:lang w:val="en-GB"/>
-        </w:rPr>
-        <w:br/>
-        <w:t xml:space="preserve">cd </w:t>
-      </w:r>
-      <w:proofErr w:type="spellStart"/>
-      <w:r>
-        <w:rPr>
-          <w:lang w:val="en-GB"/>
-        </w:rPr>
-        <w:t>xampp</w:t>
-      </w:r>
-      <w:proofErr w:type="spellEnd"/>
-      <w:r>
-        <w:rPr>
-          <w:lang w:val="en-GB"/>
-        </w:rPr>
-        <w:t>-docker</w:t>
-      </w:r>
-    </w:p>
-    <w:p>
-      <w:pPr>
-        <w:rPr>
-          <w:lang w:val="en-GB"/>
-        </w:rPr>
-      </w:pPr>
-    </w:p>
-    <w:p>
-      <w:pPr>
-        <w:rPr>
-          <w:lang w:val="en-GB"/>
-        </w:rPr>
-      </w:pPr>
-    </w:p>
-    <w:p>
-      <w:pPr>
-        <w:rPr>
-          <w:b/>
-          <w:bCs/>
-        </w:rPr>
-      </w:pPr>
-      <w:r>
-        <w:rPr>
-          <w:b/>
-          <w:bCs/>
-        </w:rPr>
-        <w:t xml:space="preserve">XAMPP completo con Docker </w:t>
-      </w:r>
-      <w:proofErr w:type="spellStart"/>
-      <w:r>
-        <w:rPr>
-          <w:b/>
-          <w:bCs/>
-        </w:rPr>
-        <w:t>Compose</w:t>
-      </w:r>
-      <w:proofErr w:type="spellEnd"/>
-      <w:r>
-        <w:rPr>
-          <w:b/>
-          <w:bCs/>
-        </w:rPr>
-        <w:t xml:space="preserve"> (RECOMENDADO)</w:t>
-      </w:r>
-    </w:p>
-    <w:p>
-      <w:r>
-        <w:t>Crea un archivo:</w:t>
-      </w:r>
-    </w:p>
-    <w:p>
-      <w:pPr>
-        <w:rPr>
-          <w:lang w:val="en-GB"/>
-        </w:rPr>
-      </w:pPr>
-      <w:r>
-        <w:rPr>
-          <w:lang w:val="en-GB"/>
-        </w:rPr>
-        <w:t>docker-</w:t>
-      </w:r>
-      <w:proofErr w:type="spellStart"/>
-      <w:r>
-        <w:rPr>
-          <w:lang w:val="en-GB"/>
-        </w:rPr>
-        <w:t>compose.yml</w:t>
-      </w:r>
-      <w:proofErr w:type="spellEnd"/>
-    </w:p>
-    <w:p>
-      <w:pPr>
-        <w:rPr>
-          <w:lang w:val="en-GB"/>
-        </w:rPr>
-      </w:pPr>
       <w:r>
         <w:rPr>
           <w:lang w:val="en-GB"/>
         </w:rPr>
         <w:t>services:</w:t>
       </w:r>
-      <w:r>
-        <w:rPr>
-          <w:lang w:val="en-GB"/>
-        </w:rPr>
-        <w:br/>
-      </w:r>
-      <w:r>
-        <w:rPr>
-          <w:lang w:val="en-GB"/>
-        </w:rPr>
-        <w:br/>
-        <w:t xml:space="preserve">  </w:t>
-      </w:r>
-      <w:proofErr w:type="spellStart"/>
-      <w:r>
-        <w:rPr>
-          <w:lang w:val="en-GB"/>
-        </w:rPr>
-        <w:t>apache</w:t>
-      </w:r>
-      <w:proofErr w:type="spellEnd"/>
-      <w:r>
-        <w:rPr>
-          <w:lang w:val="en-GB"/>
-        </w:rPr>
-        <w:t>:</w:t>
-      </w:r>
-      <w:r>
-        <w:rPr>
-          <w:lang w:val="en-GB"/>
-        </w:rPr>
-        <w:br/>
+    </w:p>
+    <w:p>
+      <w:pPr>
+        <w:rPr>
+          <w:lang w:val="en-GB"/>
+        </w:rPr>
+      </w:pPr>
+    </w:p>
+    <w:p>
+      <w:pPr>
+        <w:rPr>
+          <w:lang w:val="en-GB"/>
+        </w:rPr>
+      </w:pPr>
+      <w:r>
+        <w:rPr>
+          <w:lang w:val="en-GB"/>
+        </w:rPr>
+        <w:t xml:space="preserve">  apache:</w:t>
+      </w:r>
+    </w:p>
+    <w:p>
+      <w:pPr>
+        <w:rPr>
+          <w:lang w:val="en-GB"/>
+        </w:rPr>
+      </w:pPr>
+      <w:r>
+        <w:rPr>
+          <w:lang w:val="en-GB"/>
+        </w:rPr>
         <w:t xml:space="preserve">    image: php:8.2-apache</w:t>
       </w:r>
-      <w:r>
-        <w:rPr>
-          <w:lang w:val="en-GB"/>
-        </w:rPr>
-        <w:br/>
-        <w:t xml:space="preserve">    </w:t>
-      </w:r>
-      <w:proofErr w:type="spellStart"/>
-      <w:r>
-        <w:rPr>
-          <w:lang w:val="en-GB"/>
-        </w:rPr>
-        <w:t>container_name</w:t>
-      </w:r>
-      <w:proofErr w:type="spellEnd"/>
-      <w:r>
-        <w:rPr>
-          <w:lang w:val="en-GB"/>
-        </w:rPr>
-        <w:t xml:space="preserve">: </w:t>
-      </w:r>
-      <w:proofErr w:type="spellStart"/>
-      <w:r>
-        <w:rPr>
-          <w:lang w:val="en-GB"/>
-        </w:rPr>
-        <w:t>apache</w:t>
-      </w:r>
-      <w:proofErr w:type="spellEnd"/>
-      <w:r>
-        <w:rPr>
-          <w:lang w:val="en-GB"/>
-        </w:rPr>
-        <w:br/>
+    </w:p>
+    <w:p>
+      <w:pPr>
+        <w:rPr>
+          <w:lang w:val="en-GB"/>
+        </w:rPr>
+      </w:pPr>
+      <w:r>
+        <w:rPr>
+          <w:lang w:val="en-GB"/>
+        </w:rPr>
+        <w:t xml:space="preserve">    container_name: apache</w:t>
+      </w:r>
+    </w:p>
+    <w:p>
+      <w:pPr>
+        <w:rPr>
+          <w:lang w:val="en-GB"/>
+        </w:rPr>
+      </w:pPr>
+      <w:r>
+        <w:rPr>
+          <w:lang w:val="en-GB"/>
+        </w:rPr>
         <w:t xml:space="preserve">    ports:</w:t>
       </w:r>
-      <w:r>
-        <w:rPr>
-          <w:lang w:val="en-GB"/>
-        </w:rPr>
-        <w:br/>
-        <w:t xml:space="preserve">      - "8080:80"</w:t>
-      </w:r>
-      <w:r>
-        <w:rPr>
-          <w:lang w:val="en-GB"/>
-        </w:rPr>
-        <w:br/>
+    </w:p>
+    <w:p>
+      <w:pPr>
+        <w:rPr>
+          <w:lang w:val="en-GB"/>
+        </w:rPr>
+      </w:pPr>
+      <w:r>
+        <w:rPr>
+          <w:lang w:val="en-GB"/>
+        </w:rPr>
+        <w:t xml:space="preserve">      - "8095:80"</w:t>
+      </w:r>
+    </w:p>
+    <w:p>
+      <w:pPr>
+        <w:rPr>
+          <w:lang w:val="en-GB"/>
+        </w:rPr>
+      </w:pPr>
+      <w:r>
+        <w:rPr>
+          <w:lang w:val="en-GB"/>
+        </w:rPr>
         <w:t xml:space="preserve">    volumes:</w:t>
       </w:r>
-      <w:r>
-        <w:rPr>
-          <w:lang w:val="en-GB"/>
-        </w:rPr>
-        <w:br/>
+    </w:p>
+    <w:p>
+      <w:pPr>
+        <w:rPr>
+          <w:lang w:val="en-GB"/>
+        </w:rPr>
+      </w:pPr>
+      <w:r>
+        <w:rPr>
+          <w:lang w:val="en-GB"/>
+        </w:rPr>
         <w:t xml:space="preserve">      - ./web:/var/www/html</w:t>
       </w:r>
-      <w:r>
-        <w:rPr>
-          <w:lang w:val="en-GB"/>
-        </w:rPr>
-        <w:br/>
-        <w:t xml:space="preserve">    </w:t>
-      </w:r>
-      <w:proofErr w:type="spellStart"/>
-      <w:r>
-        <w:rPr>
-          <w:lang w:val="en-GB"/>
-        </w:rPr>
-        <w:t>depends_on</w:t>
-      </w:r>
-      <w:proofErr w:type="spellEnd"/>
-      <w:r>
-        <w:rPr>
-          <w:lang w:val="en-GB"/>
-        </w:rPr>
-        <w:t>:</w:t>
-      </w:r>
-      <w:r>
-        <w:rPr>
-          <w:lang w:val="en-GB"/>
-        </w:rPr>
-        <w:br/>
-        <w:t xml:space="preserve">      - </w:t>
-      </w:r>
-      <w:proofErr w:type="spellStart"/>
-      <w:r>
-        <w:rPr>
-          <w:lang w:val="en-GB"/>
-        </w:rPr>
-        <w:t>mysql</w:t>
-      </w:r>
-      <w:proofErr w:type="spellEnd"/>
-      <w:r>
-        <w:rPr>
-          <w:lang w:val="en-GB"/>
-        </w:rPr>
-        <w:br/>
-      </w:r>
-      <w:r>
-        <w:rPr>
-          <w:lang w:val="en-GB"/>
-        </w:rPr>
-        <w:br/>
-        <w:t xml:space="preserve">  </w:t>
-      </w:r>
-      <w:proofErr w:type="spellStart"/>
-      <w:r>
-        <w:rPr>
-          <w:lang w:val="en-GB"/>
-        </w:rPr>
-        <w:t>mysql</w:t>
-      </w:r>
-      <w:proofErr w:type="spellEnd"/>
-      <w:r>
-        <w:rPr>
-          <w:lang w:val="en-GB"/>
-        </w:rPr>
-        <w:t>:</w:t>
-      </w:r>
-      <w:r>
-        <w:rPr>
-          <w:lang w:val="en-GB"/>
-        </w:rPr>
-        <w:br/>
+    </w:p>
+    <w:p>
+      <w:pPr>
+        <w:rPr>
+          <w:lang w:val="en-GB"/>
+        </w:rPr>
+      </w:pPr>
+      <w:r>
+        <w:rPr>
+          <w:lang w:val="en-GB"/>
+        </w:rPr>
+        <w:t xml:space="preserve">    depends_on:</w:t>
+      </w:r>
+    </w:p>
+    <w:p>
+      <w:pPr>
+        <w:rPr>
+          <w:lang w:val="en-GB"/>
+        </w:rPr>
+      </w:pPr>
+      <w:r>
+        <w:rPr>
+          <w:lang w:val="en-GB"/>
+        </w:rPr>
+        <w:t xml:space="preserve">      - mysql</w:t>
+      </w:r>
+    </w:p>
+    <w:p>
+      <w:pPr>
+        <w:rPr>
+          <w:lang w:val="en-GB"/>
+        </w:rPr>
+      </w:pPr>
+    </w:p>
+    <w:p>
+      <w:pPr>
+        <w:rPr>
+          <w:lang w:val="en-GB"/>
+        </w:rPr>
+      </w:pPr>
+      <w:r>
+        <w:rPr>
+          <w:lang w:val="en-GB"/>
+        </w:rPr>
+        <w:t xml:space="preserve">  mysql:</w:t>
+      </w:r>
+    </w:p>
+    <w:p>
+      <w:pPr>
+        <w:rPr>
+          <w:lang w:val="en-GB"/>
+        </w:rPr>
+      </w:pPr>
+      <w:r>
+        <w:rPr>
+          <w:lang w:val="en-GB"/>
+        </w:rPr>
         <w:t xml:space="preserve">    image: mysql:8</w:t>
       </w:r>
-      <w:r>
-        <w:rPr>
-          <w:lang w:val="en-GB"/>
-        </w:rPr>
-        <w:br/>
-        <w:t xml:space="preserve">    </w:t>
-      </w:r>
-      <w:proofErr w:type="spellStart"/>
-      <w:r>
-        <w:rPr>
-          <w:lang w:val="en-GB"/>
-        </w:rPr>
-        <w:t>container_name</w:t>
-      </w:r>
-      <w:proofErr w:type="spellEnd"/>
-      <w:r>
-        <w:rPr>
-          <w:lang w:val="en-GB"/>
-        </w:rPr>
-        <w:t xml:space="preserve">: </w:t>
-      </w:r>
-      <w:proofErr w:type="spellStart"/>
-      <w:r>
-        <w:rPr>
-          <w:lang w:val="en-GB"/>
-        </w:rPr>
-        <w:t>mysql</w:t>
-      </w:r>
-      <w:proofErr w:type="spellEnd"/>
-      <w:r>
-        <w:rPr>
-          <w:lang w:val="en-GB"/>
-        </w:rPr>
-        <w:br/>
+    </w:p>
+    <w:p>
+      <w:pPr>
+        <w:rPr>
+          <w:lang w:val="en-GB"/>
+        </w:rPr>
+      </w:pPr>
+      <w:r>
+        <w:rPr>
+          <w:lang w:val="en-GB"/>
+        </w:rPr>
+        <w:t xml:space="preserve">    container_name: mysql</w:t>
+      </w:r>
+    </w:p>
+    <w:p>
+      <w:pPr>
+        <w:rPr>
+          <w:lang w:val="en-GB"/>
+        </w:rPr>
+      </w:pPr>
+      <w:r>
+        <w:rPr>
+          <w:lang w:val="en-GB"/>
+        </w:rPr>
         <w:t xml:space="preserve">    environment:</w:t>
       </w:r>
-      <w:r>
-        <w:rPr>
-          <w:lang w:val="en-GB"/>
-        </w:rPr>
-        <w:br/>
+    </w:p>
+    <w:p>
+      <w:pPr>
+        <w:rPr>
+          <w:lang w:val="en-GB"/>
+        </w:rPr>
+      </w:pPr>
+      <w:r>
+        <w:rPr>
+          <w:lang w:val="en-GB"/>
+        </w:rPr>
+        <w:lastRenderedPageBreak/>
         <w:t xml:space="preserve">      MYSQL_ROOT_PASSWORD: root</w:t>
       </w:r>
-      <w:r>
-        <w:rPr>
-          <w:lang w:val="en-GB"/>
-        </w:rPr>
-        <w:br/>
-        <w:t xml:space="preserve">      MYSQL_DATABASE: </w:t>
-      </w:r>
-      <w:proofErr w:type="spellStart"/>
-      <w:r>
-        <w:rPr>
-          <w:lang w:val="en-GB"/>
-        </w:rPr>
-        <w:t>testdb</w:t>
-      </w:r>
-      <w:proofErr w:type="spellEnd"/>
-      <w:r>
-        <w:rPr>
-          <w:lang w:val="en-GB"/>
-        </w:rPr>
-        <w:br/>
+    </w:p>
+    <w:p>
+      <w:pPr>
+        <w:rPr>
+          <w:lang w:val="en-GB"/>
+        </w:rPr>
+      </w:pPr>
+      <w:r>
+        <w:rPr>
+          <w:lang w:val="en-GB"/>
+        </w:rPr>
+        <w:t xml:space="preserve">      MYSQL_DATABASE: testdb</w:t>
+      </w:r>
+    </w:p>
+    <w:p>
+      <w:pPr>
+        <w:rPr>
+          <w:lang w:val="en-GB"/>
+        </w:rPr>
+      </w:pPr>
+      <w:r>
+        <w:rPr>
+          <w:lang w:val="en-GB"/>
+        </w:rPr>
         <w:t xml:space="preserve">      MYSQL_USER: user</w:t>
       </w:r>
-      <w:r>
-        <w:rPr>
-          <w:lang w:val="en-GB"/>
-        </w:rPr>
-        <w:br/>
+    </w:p>
+    <w:p>
+      <w:pPr>
+        <w:rPr>
+          <w:lang w:val="en-GB"/>
+        </w:rPr>
+      </w:pPr>
+      <w:r>
+        <w:rPr>
+          <w:lang w:val="en-GB"/>
+        </w:rPr>
         <w:t xml:space="preserve">      MYSQL_PASSWORD: user123</w:t>
       </w:r>
-      <w:r>
-        <w:rPr>
-          <w:lang w:val="en-GB"/>
-        </w:rPr>
-        <w:br/>
+    </w:p>
+    <w:p>
+      <w:pPr>
+        <w:rPr>
+          <w:lang w:val="en-GB"/>
+        </w:rPr>
+      </w:pPr>
+      <w:r>
+        <w:rPr>
+          <w:lang w:val="en-GB"/>
+        </w:rPr>
         <w:t xml:space="preserve">    ports:</w:t>
       </w:r>
-      <w:r>
-        <w:rPr>
-          <w:lang w:val="en-GB"/>
-        </w:rPr>
-        <w:br/>
+    </w:p>
+    <w:p>
+      <w:pPr>
+        <w:rPr>
+          <w:lang w:val="en-GB"/>
+        </w:rPr>
+      </w:pPr>
+      <w:r>
+        <w:rPr>
+          <w:lang w:val="en-GB"/>
+        </w:rPr>
         <w:t xml:space="preserve">      - "3306:3306"</w:t>
       </w:r>
-      <w:r>
-        <w:rPr>
-          <w:lang w:val="en-GB"/>
-        </w:rPr>
-        <w:br/>
+    </w:p>
+    <w:p>
+      <w:pPr>
+        <w:rPr>
+          <w:lang w:val="en-GB"/>
+        </w:rPr>
+      </w:pPr>
+      <w:r>
+        <w:rPr>
+          <w:lang w:val="en-GB"/>
+        </w:rPr>
         <w:t xml:space="preserve">    volumes:</w:t>
       </w:r>
-      <w:r>
-        <w:rPr>
-          <w:lang w:val="en-GB"/>
-        </w:rPr>
-        <w:br/>
-        <w:t xml:space="preserve">      - </w:t>
-      </w:r>
-      <w:proofErr w:type="spellStart"/>
-      <w:r>
-        <w:rPr>
-          <w:lang w:val="en-GB"/>
-        </w:rPr>
-        <w:t>mysql_data</w:t>
-      </w:r>
-      <w:proofErr w:type="spellEnd"/>
-      <w:r>
-        <w:rPr>
-          <w:lang w:val="en-GB"/>
-        </w:rPr>
-        <w:t>:/var/lib/</w:t>
-      </w:r>
-      <w:proofErr w:type="spellStart"/>
-      <w:r>
-        <w:rPr>
-          <w:lang w:val="en-GB"/>
-        </w:rPr>
-        <w:t>mysql</w:t>
-      </w:r>
-      <w:proofErr w:type="spellEnd"/>
-      <w:r>
-        <w:rPr>
-          <w:lang w:val="en-GB"/>
-        </w:rPr>
-        <w:br/>
-      </w:r>
-      <w:r>
-        <w:rPr>
-          <w:lang w:val="en-GB"/>
-        </w:rPr>
-        <w:br/>
-        <w:t xml:space="preserve">  </w:t>
-      </w:r>
-      <w:proofErr w:type="spellStart"/>
-      <w:r>
-        <w:rPr>
-          <w:lang w:val="en-GB"/>
-        </w:rPr>
-        <w:t>phpmyadmin</w:t>
-      </w:r>
-      <w:proofErr w:type="spellEnd"/>
-      <w:r>
-        <w:rPr>
-          <w:lang w:val="en-GB"/>
-        </w:rPr>
-        <w:t>:</w:t>
-      </w:r>
-      <w:r>
-        <w:rPr>
-          <w:lang w:val="en-GB"/>
-        </w:rPr>
-        <w:br/>
-        <w:t xml:space="preserve">    image: </w:t>
-      </w:r>
-      <w:proofErr w:type="spellStart"/>
-      <w:r>
-        <w:rPr>
-          <w:lang w:val="en-GB"/>
-        </w:rPr>
-        <w:t>phpmyadmin</w:t>
-      </w:r>
-      <w:proofErr w:type="spellEnd"/>
-      <w:r>
-        <w:rPr>
-          <w:lang w:val="en-GB"/>
-        </w:rPr>
-        <w:t>/</w:t>
-      </w:r>
-      <w:proofErr w:type="spellStart"/>
-      <w:r>
-        <w:rPr>
-          <w:lang w:val="en-GB"/>
-        </w:rPr>
-        <w:t>phpmyadmin</w:t>
-      </w:r>
-      <w:proofErr w:type="spellEnd"/>
-      <w:r>
-        <w:rPr>
-          <w:lang w:val="en-GB"/>
-        </w:rPr>
-        <w:br/>
-        <w:t xml:space="preserve">    </w:t>
-      </w:r>
-      <w:proofErr w:type="spellStart"/>
-      <w:r>
-        <w:rPr>
-          <w:lang w:val="en-GB"/>
-        </w:rPr>
-        <w:t>container_name</w:t>
-      </w:r>
-      <w:proofErr w:type="spellEnd"/>
-      <w:r>
-        <w:rPr>
-          <w:lang w:val="en-GB"/>
-        </w:rPr>
-        <w:t xml:space="preserve">: </w:t>
-      </w:r>
-      <w:proofErr w:type="spellStart"/>
-      <w:r>
-        <w:rPr>
-          <w:lang w:val="en-GB"/>
-        </w:rPr>
-        <w:t>phpmyadmin</w:t>
-      </w:r>
-      <w:proofErr w:type="spellEnd"/>
-      <w:r>
-        <w:rPr>
-          <w:lang w:val="en-GB"/>
-        </w:rPr>
-        <w:br/>
-      </w:r>
-      <w:r>
-        <w:rPr>
-          <w:lang w:val="en-GB"/>
-        </w:rPr>
-        <w:lastRenderedPageBreak/>
+    </w:p>
+    <w:p>
+      <w:pPr>
+        <w:rPr>
+          <w:lang w:val="en-GB"/>
+        </w:rPr>
+      </w:pPr>
+      <w:r>
+        <w:rPr>
+          <w:lang w:val="en-GB"/>
+        </w:rPr>
+        <w:t xml:space="preserve">      - mysql_data:/var/lib/mysql</w:t>
+      </w:r>
+    </w:p>
+    <w:p>
+      <w:pPr>
+        <w:rPr>
+          <w:lang w:val="en-GB"/>
+        </w:rPr>
+      </w:pPr>
+    </w:p>
+    <w:p>
+      <w:pPr>
+        <w:rPr>
+          <w:lang w:val="en-GB"/>
+        </w:rPr>
+      </w:pPr>
+      <w:r>
+        <w:rPr>
+          <w:lang w:val="en-GB"/>
+        </w:rPr>
+        <w:t xml:space="preserve">  phpmyadmin:</w:t>
+      </w:r>
+    </w:p>
+    <w:p>
+      <w:pPr>
+        <w:rPr>
+          <w:lang w:val="en-GB"/>
+        </w:rPr>
+      </w:pPr>
+      <w:r>
+        <w:rPr>
+          <w:lang w:val="en-GB"/>
+        </w:rPr>
+        <w:t xml:space="preserve">    image: phpmyadmin/phpmyadmin</w:t>
+      </w:r>
+    </w:p>
+    <w:p>
+      <w:pPr>
+        <w:rPr>
+          <w:lang w:val="en-GB"/>
+        </w:rPr>
+      </w:pPr>
+      <w:r>
+        <w:rPr>
+          <w:lang w:val="en-GB"/>
+        </w:rPr>
+        <w:t xml:space="preserve">    container_name: phpmyadmin</w:t>
+      </w:r>
+    </w:p>
+    <w:p>
+      <w:pPr>
+        <w:rPr>
+          <w:lang w:val="en-GB"/>
+        </w:rPr>
+      </w:pPr>
+      <w:r>
+        <w:rPr>
+          <w:lang w:val="en-GB"/>
+        </w:rPr>
         <w:t xml:space="preserve">    ports:</w:t>
       </w:r>
-      <w:r>
-        <w:rPr>
-          <w:lang w:val="en-GB"/>
-        </w:rPr>
-        <w:br/>
+    </w:p>
+    <w:p>
+      <w:pPr>
+        <w:rPr>
+          <w:lang w:val="en-GB"/>
+        </w:rPr>
+      </w:pPr>
+      <w:r>
+        <w:rPr>
+          <w:lang w:val="en-GB"/>
+        </w:rPr>
         <w:t xml:space="preserve">      - "8081:80"</w:t>
       </w:r>
-      <w:r>
-        <w:rPr>
-          <w:lang w:val="en-GB"/>
-        </w:rPr>
-        <w:br/>
+    </w:p>
+    <w:p>
+      <w:pPr>
+        <w:rPr>
+          <w:lang w:val="en-GB"/>
+        </w:rPr>
+      </w:pPr>
+      <w:r>
+        <w:rPr>
+          <w:lang w:val="en-GB"/>
+        </w:rPr>
         <w:t xml:space="preserve">    environment:</w:t>
       </w:r>
-      <w:r>
-        <w:rPr>
-          <w:lang w:val="en-GB"/>
-        </w:rPr>
-        <w:br/>
-        <w:t xml:space="preserve">      PMA_HOST: </w:t>
-      </w:r>
-      <w:proofErr w:type="spellStart"/>
-      <w:r>
-        <w:rPr>
-          <w:lang w:val="en-GB"/>
-        </w:rPr>
-        <w:t>mysql</w:t>
-      </w:r>
-      <w:proofErr w:type="spellEnd"/>
-      <w:r>
-        <w:rPr>
-          <w:lang w:val="en-GB"/>
-        </w:rPr>
-        <w:br/>
-        <w:t xml:space="preserve">    </w:t>
-      </w:r>
-      <w:proofErr w:type="spellStart"/>
-      <w:r>
-        <w:rPr>
-          <w:lang w:val="en-GB"/>
-        </w:rPr>
-        <w:t>depends_on</w:t>
-      </w:r>
-      <w:proofErr w:type="spellEnd"/>
-      <w:r>
-        <w:rPr>
-          <w:lang w:val="en-GB"/>
-        </w:rPr>
-        <w:t>:</w:t>
-      </w:r>
-      <w:r>
-        <w:rPr>
-          <w:lang w:val="en-GB"/>
-        </w:rPr>
-        <w:br/>
-        <w:t xml:space="preserve">      - </w:t>
-      </w:r>
-      <w:proofErr w:type="spellStart"/>
-      <w:r>
-        <w:rPr>
-          <w:lang w:val="en-GB"/>
-        </w:rPr>
-        <w:t>mysql</w:t>
-      </w:r>
-      <w:proofErr w:type="spellEnd"/>
-      <w:r>
-        <w:rPr>
-          <w:lang w:val="en-GB"/>
-        </w:rPr>
-        <w:br/>
-      </w:r>
-      <w:r>
-        <w:rPr>
-          <w:lang w:val="en-GB"/>
-        </w:rPr>
-        <w:br/>
+    </w:p>
+    <w:p>
+      <w:pPr>
+        <w:rPr>
+          <w:lang w:val="en-GB"/>
+        </w:rPr>
+      </w:pPr>
+      <w:r>
+        <w:rPr>
+          <w:lang w:val="en-GB"/>
+        </w:rPr>
+        <w:t xml:space="preserve">      PMA_HOST: mysql</w:t>
+      </w:r>
+    </w:p>
+    <w:p>
+      <w:pPr>
+        <w:rPr>
+          <w:lang w:val="en-GB"/>
+        </w:rPr>
+      </w:pPr>
+      <w:r>
+        <w:rPr>
+          <w:lang w:val="en-GB"/>
+        </w:rPr>
+        <w:t xml:space="preserve">    depends_on:</w:t>
+      </w:r>
+    </w:p>
+    <w:p>
+      <w:pPr>
+        <w:rPr>
+          <w:lang w:val="en-GB"/>
+        </w:rPr>
+      </w:pPr>
+      <w:r>
+        <w:rPr>
+          <w:lang w:val="en-GB"/>
+        </w:rPr>
+        <w:t xml:space="preserve">      - mysql</w:t>
+      </w:r>
+    </w:p>
+    <w:p>
+      <w:pPr>
+        <w:rPr>
+          <w:lang w:val="en-GB"/>
+        </w:rPr>
+      </w:pPr>
+    </w:p>
+    <w:p>
+      <w:pPr>
+        <w:rPr>
+          <w:lang w:val="en-GB"/>
+        </w:rPr>
+      </w:pPr>
+      <w:r>
+        <w:rPr>
+          <w:lang w:val="en-GB"/>
+        </w:rPr>
         <w:t>volumes:</w:t>
       </w:r>
-      <w:r>
-        <w:rPr>
-          <w:lang w:val="en-GB"/>
-        </w:rPr>
-        <w:br/>
-        <w:t xml:space="preserve">  </w:t>
-      </w:r>
-      <w:proofErr w:type="spellStart"/>
-      <w:r>
-        <w:rPr>
-          <w:lang w:val="en-GB"/>
-        </w:rPr>
-        <w:t>mysql_data</w:t>
-      </w:r>
-      <w:proofErr w:type="spellEnd"/>
-      <w:r>
-        <w:rPr>
-          <w:lang w:val="en-GB"/>
-        </w:rPr>
-        <w:t>:</w:t>
-      </w:r>
-    </w:p>
-    <w:p>
+    </w:p>
+    <w:p>
+      <w:r>
+        <w:rPr>
+          <w:lang w:val="en-GB"/>
+        </w:rPr>
+        <w:t xml:space="preserve">  mysql_data:</w:t>
+      </w:r>
       <w:r>
         <w:pict w14:anchorId="4D9E2A44">
           <v:rect id="_x0000_i1025" style="width:0;height:1.5pt" o:hralign="center" o:hrstd="t" o:hr="t" fillcolor="#a0a0a0" stroked="f"/>
@@ -1745,21 +1251,18 @@
       </w:r>
     </w:p>
     <w:p>
-      <w:proofErr w:type="spellStart"/>
-      <w:r>
-        <w:t>docker</w:t>
-      </w:r>
-      <w:proofErr w:type="spellEnd"/>
-      <w:r>
-        <w:t xml:space="preserve"> </w:t>
-      </w:r>
-      <w:proofErr w:type="spellStart"/>
-      <w:r>
-        <w:t>compose</w:t>
-      </w:r>
-      <w:proofErr w:type="spellEnd"/>
-      <w:r>
-        <w:t xml:space="preserve"> up -d</w:t>
+      <w:pPr>
+        <w:rPr>
+          <w:sz w:val="40"/>
+          <w:szCs w:val="40"/>
+        </w:rPr>
+      </w:pPr>
+      <w:r>
+        <w:rPr>
+          <w:sz w:val="40"/>
+          <w:szCs w:val="40"/>
+        </w:rPr>
+        <w:t>docker compose up -d</w:t>
       </w:r>
     </w:p>
     <w:p>
@@ -1816,6 +1319,7 @@
     </w:p>
     <w:p>
       <w:r>
+        <w:lastRenderedPageBreak/>
         <w:t>http://localhost:8080</w:t>
       </w:r>
     </w:p>
@@ -1883,20 +1387,7 @@
           <w:lang w:val="en-GB"/>
         </w:rPr>
         <w:br/>
-      </w:r>
-      <w:proofErr w:type="spellStart"/>
-      <w:r>
-        <w:rPr>
-          <w:lang w:val="en-GB"/>
-        </w:rPr>
-        <w:t>usuario</w:t>
-      </w:r>
-      <w:proofErr w:type="spellEnd"/>
-      <w:r>
-        <w:rPr>
-          <w:lang w:val="en-GB"/>
-        </w:rPr>
-        <w:t>: root</w:t>
+        <w:t>usuario: root</w:t>
       </w:r>
       <w:r>
         <w:rPr>
@@ -1910,21 +1401,78 @@
           <w:lang w:val="en-GB"/>
         </w:rPr>
         <w:br/>
-      </w:r>
-      <w:proofErr w:type="spellStart"/>
-      <w:r>
-        <w:rPr>
-          <w:lang w:val="en-GB"/>
-        </w:rPr>
-        <w:t>puerto</w:t>
-      </w:r>
-      <w:proofErr w:type="spellEnd"/>
-      <w:r>
-        <w:rPr>
-          <w:lang w:val="en-GB"/>
-        </w:rPr>
-        <w:t>: 3306</w:t>
-      </w:r>
+        <w:t>puerto: 3306</w:t>
+      </w:r>
+    </w:p>
+    <w:p>
+      <w:pPr>
+        <w:rPr>
+          <w:lang w:val="en-GB"/>
+        </w:rPr>
+      </w:pPr>
+    </w:p>
+    <w:p>
+      <w:pPr>
+        <w:rPr>
+          <w:lang w:val="en-GB"/>
+        </w:rPr>
+      </w:pPr>
+      <w:r>
+        <w:rPr>
+          <w:lang w:val="en-GB"/>
+        </w:rPr>
+        <w:t>testear</w:t>
+      </w:r>
+    </w:p>
+    <w:p>
+      <w:r>
+        <w:t>notepad web/index.php</w:t>
+      </w:r>
+    </w:p>
+    <w:p>
+      <w:r>
+        <w:t>y copiar dentro</w:t>
+      </w:r>
+    </w:p>
+    <w:p/>
+    <w:p>
+      <w:pPr>
+        <w:rPr>
+          <w:lang w:val="en-GB"/>
+        </w:rPr>
+      </w:pPr>
+      <w:r>
+        <w:t>&lt;?php</w:t>
+      </w:r>
+      <w:r>
+        <w:br/>
+        <w:t>phpinfo();</w:t>
+      </w:r>
+      <w:r>
+        <w:br/>
+        <w:t>?&gt;</w:t>
+      </w:r>
+    </w:p>
+    <w:p>
+      <w:pPr>
+        <w:rPr>
+          <w:lang w:val="en-GB"/>
+        </w:rPr>
+      </w:pPr>
+    </w:p>
+    <w:p>
+      <w:pPr>
+        <w:rPr>
+          <w:lang w:val="en-GB"/>
+        </w:rPr>
+      </w:pPr>
+    </w:p>
+    <w:p>
+      <w:pPr>
+        <w:rPr>
+          <w:lang w:val="en-GB"/>
+        </w:rPr>
+      </w:pPr>
     </w:p>
     <w:p>
       <w:r>
@@ -1965,13 +1513,8 @@
     </w:p>
     <w:p>
       <w:r>
-        <w:t>proyecto-</w:t>
-      </w:r>
-      <w:proofErr w:type="spellStart"/>
-      <w:r>
-        <w:t>docker</w:t>
-      </w:r>
-      <w:proofErr w:type="spellEnd"/>
+        <w:t>proyecto-docker</w:t>
+      </w:r>
       <w:r>
         <w:br/>
         <w:t>│</w:t>
@@ -1992,13 +1535,8 @@
         <w:t>──</w:t>
       </w:r>
       <w:r>
-        <w:t xml:space="preserve"> </w:t>
-      </w:r>
-      <w:proofErr w:type="spellStart"/>
-      <w:r>
-        <w:t>docker-compose.yml</w:t>
-      </w:r>
-      <w:proofErr w:type="spellEnd"/>
+        <w:t xml:space="preserve"> docker-compose.yml</w:t>
+      </w:r>
       <w:r>
         <w:br/>
       </w:r>
@@ -2037,13 +1575,8 @@
         <w:t>──</w:t>
       </w:r>
       <w:r>
-        <w:t xml:space="preserve"> </w:t>
-      </w:r>
-      <w:proofErr w:type="spellStart"/>
-      <w:r>
-        <w:t>index.php</w:t>
-      </w:r>
-      <w:proofErr w:type="spellEnd"/>
+        <w:t xml:space="preserve"> index.php</w:t>
+      </w:r>
       <w:r>
         <w:br/>
         <w:t xml:space="preserve">     </w:t>
@@ -2055,13 +1588,8 @@
         <w:t>└──</w:t>
       </w:r>
       <w:r>
-        <w:t xml:space="preserve"> </w:t>
-      </w:r>
-      <w:proofErr w:type="spellStart"/>
-      <w:r>
-        <w:t>conexion.php</w:t>
-      </w:r>
-      <w:proofErr w:type="spellEnd"/>
+        <w:t xml:space="preserve"> conexion.php</w:t>
+      </w:r>
     </w:p>
     <w:p/>
     <w:p/>
@@ -2109,43 +1637,16 @@
           <w:b/>
           <w:bCs/>
         </w:rPr>
-        <w:t xml:space="preserve">Docker </w:t>
-      </w:r>
-      <w:proofErr w:type="gramStart"/>
-      <w:r>
-        <w:rPr>
-          <w:b/>
-          <w:bCs/>
-        </w:rPr>
-        <w:t>Hub</w:t>
-      </w:r>
-      <w:proofErr w:type="gramEnd"/>
+        <w:t>Docker Hub</w:t>
+      </w:r>
       <w:r>
         <w:t>:</w:t>
       </w:r>
     </w:p>
     <w:p>
-      <w:proofErr w:type="spellStart"/>
-      <w:r>
-        <w:t>docker</w:t>
-      </w:r>
-      <w:proofErr w:type="spellEnd"/>
-      <w:r>
-        <w:t xml:space="preserve"> </w:t>
-      </w:r>
-      <w:proofErr w:type="spellStart"/>
-      <w:r>
-        <w:t>pull</w:t>
-      </w:r>
-      <w:proofErr w:type="spellEnd"/>
-      <w:r>
-        <w:t xml:space="preserve"> </w:t>
-      </w:r>
-      <w:proofErr w:type="spellStart"/>
-      <w:r>
-        <w:t>postgres</w:t>
-      </w:r>
-      <w:proofErr w:type="spellEnd"/>
+      <w:r>
+        <w:t>docker pull postgres</w:t>
+      </w:r>
     </w:p>
     <w:p>
       <w:pPr>
@@ -2168,43 +1669,9 @@
       </w:r>
     </w:p>
     <w:p>
-      <w:proofErr w:type="spellStart"/>
-      <w:r>
-        <w:t>docker</w:t>
-      </w:r>
-      <w:proofErr w:type="spellEnd"/>
-      <w:r>
-        <w:t xml:space="preserve"> run --</w:t>
-      </w:r>
-      <w:proofErr w:type="spellStart"/>
-      <w:r>
-        <w:t>name</w:t>
-      </w:r>
-      <w:proofErr w:type="spellEnd"/>
-      <w:r>
-        <w:t xml:space="preserve"> </w:t>
-      </w:r>
-      <w:proofErr w:type="spellStart"/>
-      <w:r>
-        <w:t>mi_postgres</w:t>
-      </w:r>
-      <w:proofErr w:type="spellEnd"/>
-      <w:r>
-        <w:t xml:space="preserve"> -e POSTGRES_USER=usuario -e POSTGRES_PASSWORD=clave -e POSTGRES_DB=</w:t>
-      </w:r>
-      <w:proofErr w:type="spellStart"/>
-      <w:r>
-        <w:t>midb</w:t>
-      </w:r>
-      <w:proofErr w:type="spellEnd"/>
-      <w:r>
-        <w:t xml:space="preserve"> -p 5432:5432 -d </w:t>
-      </w:r>
-      <w:proofErr w:type="spellStart"/>
-      <w:r>
-        <w:t>postgres</w:t>
-      </w:r>
-      <w:proofErr w:type="spellEnd"/>
+      <w:r>
+        <w:t>docker run --name mi_postgres -e POSTGRES_USER=usuario -e POSTGRES_PASSWORD=clave -e POSTGRES_DB=midb -p 5432:5432 -d postgres</w:t>
+      </w:r>
     </w:p>
     <w:p>
       <w:r>
@@ -2235,23 +1702,7 @@
         </w:numPr>
       </w:pPr>
       <w:r>
-        <w:t>--</w:t>
-      </w:r>
-      <w:proofErr w:type="spellStart"/>
-      <w:r>
-        <w:t>name</w:t>
-      </w:r>
-      <w:proofErr w:type="spellEnd"/>
-      <w:r>
-        <w:t xml:space="preserve"> </w:t>
-      </w:r>
-      <w:proofErr w:type="spellStart"/>
-      <w:r>
-        <w:t>mi_postgres</w:t>
-      </w:r>
-      <w:proofErr w:type="spellEnd"/>
-      <w:r>
-        <w:t>: Nombre del contenedor.</w:t>
+        <w:t>--name mi_postgres: Nombre del contenedor.</w:t>
       </w:r>
     </w:p>
     <w:p>
@@ -2284,15 +1735,7 @@
         </w:numPr>
       </w:pPr>
       <w:r>
-        <w:t>-e POSTGRES_DB=</w:t>
-      </w:r>
-      <w:proofErr w:type="spellStart"/>
-      <w:r>
-        <w:t>midb</w:t>
-      </w:r>
-      <w:proofErr w:type="spellEnd"/>
-      <w:r>
-        <w:t>: Nombre de la base de datos por defecto.</w:t>
+        <w:t>-e POSTGRES_DB=midb: Nombre de la base de datos por defecto.</w:t>
       </w:r>
     </w:p>
     <w:p>
@@ -2314,15 +1757,7 @@
         </w:numPr>
       </w:pPr>
       <w:r>
-        <w:t xml:space="preserve">-d </w:t>
-      </w:r>
-      <w:proofErr w:type="spellStart"/>
-      <w:r>
-        <w:t>postgres</w:t>
-      </w:r>
-      <w:proofErr w:type="spellEnd"/>
-      <w:r>
-        <w:t>: Ejecuta el contenedor en segundo plano usando la imagen de PostgreSQL.</w:t>
+        <w:t>-d postgres: Ejecuta el contenedor en segundo plano usando la imagen de PostgreSQL.</w:t>
       </w:r>
     </w:p>
     <w:p>
@@ -2346,118 +1781,45 @@
       </w:r>
     </w:p>
     <w:p>
-      <w:proofErr w:type="spellStart"/>
-      <w:r>
+      <w:r>
+        <w:t>docker ps</w:t>
+      </w:r>
+    </w:p>
+    <w:p>
+      <w:r>
+        <w:t>Si necesitas ver todos los contenedores, incluidos los detenidos:</w:t>
+      </w:r>
+    </w:p>
+    <w:p>
+      <w:r>
+        <w:t>docker ps -a</w:t>
+      </w:r>
+    </w:p>
+    <w:p>
+      <w:pPr>
+        <w:rPr>
+          <w:b/>
+          <w:bCs/>
+        </w:rPr>
+      </w:pPr>
+      <w:r>
+        <w:rPr>
+          <w:b/>
+          <w:bCs/>
+        </w:rPr>
         <w:lastRenderedPageBreak/>
-        <w:t>docker</w:t>
-      </w:r>
-      <w:proofErr w:type="spellEnd"/>
-      <w:r>
-        <w:t xml:space="preserve"> </w:t>
-      </w:r>
-      <w:proofErr w:type="spellStart"/>
-      <w:r>
-        <w:t>ps</w:t>
-      </w:r>
-      <w:proofErr w:type="spellEnd"/>
-    </w:p>
-    <w:p>
-      <w:r>
-        <w:t>Si necesitas ver todos los contenedores, incluidos los detenidos:</w:t>
-      </w:r>
-    </w:p>
-    <w:p>
-      <w:proofErr w:type="spellStart"/>
-      <w:r>
-        <w:t>docker</w:t>
-      </w:r>
-      <w:proofErr w:type="spellEnd"/>
-      <w:r>
-        <w:t xml:space="preserve"> </w:t>
-      </w:r>
-      <w:proofErr w:type="spellStart"/>
-      <w:r>
-        <w:t>ps</w:t>
-      </w:r>
-      <w:proofErr w:type="spellEnd"/>
-      <w:r>
-        <w:t xml:space="preserve"> -a</w:t>
-      </w:r>
-    </w:p>
-    <w:p>
-      <w:pPr>
-        <w:rPr>
-          <w:b/>
-          <w:bCs/>
-        </w:rPr>
-      </w:pPr>
-      <w:r>
-        <w:rPr>
-          <w:b/>
-          <w:bCs/>
-        </w:rPr>
         <w:t>4. Acceder a la base de datos desde el contenedor</w:t>
       </w:r>
     </w:p>
     <w:p>
       <w:r>
-        <w:t xml:space="preserve">Puedes acceder al </w:t>
-      </w:r>
-      <w:proofErr w:type="spellStart"/>
-      <w:r>
-        <w:t>shell</w:t>
-      </w:r>
-      <w:proofErr w:type="spellEnd"/>
-      <w:r>
-        <w:t xml:space="preserve"> de PostgreSQL dentro del contenedor ejecutando:</w:t>
-      </w:r>
-    </w:p>
-    <w:p>
-      <w:proofErr w:type="spellStart"/>
-      <w:r>
-        <w:t>docker</w:t>
-      </w:r>
-      <w:proofErr w:type="spellEnd"/>
-      <w:r>
-        <w:t xml:space="preserve"> </w:t>
-      </w:r>
-      <w:proofErr w:type="spellStart"/>
-      <w:r>
-        <w:t>exec</w:t>
-      </w:r>
-      <w:proofErr w:type="spellEnd"/>
-      <w:r>
-        <w:t xml:space="preserve"> -</w:t>
-      </w:r>
-      <w:proofErr w:type="spellStart"/>
-      <w:r>
-        <w:t>it</w:t>
-      </w:r>
-      <w:proofErr w:type="spellEnd"/>
-      <w:r>
-        <w:t xml:space="preserve"> </w:t>
-      </w:r>
-      <w:proofErr w:type="spellStart"/>
-      <w:r>
-        <w:t>mi_postgres</w:t>
-      </w:r>
-      <w:proofErr w:type="spellEnd"/>
-      <w:r>
-        <w:t xml:space="preserve"> </w:t>
-      </w:r>
-      <w:proofErr w:type="spellStart"/>
-      <w:r>
-        <w:t>psql</w:t>
-      </w:r>
-      <w:proofErr w:type="spellEnd"/>
-      <w:r>
-        <w:t xml:space="preserve"> -U usuario -d </w:t>
-      </w:r>
-      <w:proofErr w:type="spellStart"/>
-      <w:r>
-        <w:t>midb</w:t>
-      </w:r>
-      <w:proofErr w:type="spellEnd"/>
+        <w:t>Puedes acceder al shell de PostgreSQL dentro del contenedor ejecutando:</w:t>
+      </w:r>
+    </w:p>
+    <w:p>
+      <w:r>
+        <w:t>docker exec -it mi_postgres psql -U usuario -d midb</w:t>
+      </w:r>
     </w:p>
     <w:p>
       <w:r>
@@ -2485,19 +1847,9 @@
       </w:r>
     </w:p>
     <w:p>
-      <w:proofErr w:type="spellStart"/>
-      <w:r>
-        <w:t>docker</w:t>
-      </w:r>
-      <w:proofErr w:type="spellEnd"/>
-      <w:r>
-        <w:t xml:space="preserve"> stop </w:t>
-      </w:r>
-      <w:proofErr w:type="spellStart"/>
-      <w:r>
-        <w:t>mi_postgres</w:t>
-      </w:r>
-      <w:proofErr w:type="spellEnd"/>
+      <w:r>
+        <w:t>docker stop mi_postgres</w:t>
+      </w:r>
     </w:p>
     <w:p>
       <w:r>
@@ -2505,27 +1857,9 @@
       </w:r>
     </w:p>
     <w:p>
-      <w:proofErr w:type="spellStart"/>
-      <w:r>
-        <w:t>docker</w:t>
-      </w:r>
-      <w:proofErr w:type="spellEnd"/>
-      <w:r>
-        <w:t xml:space="preserve"> </w:t>
-      </w:r>
-      <w:proofErr w:type="spellStart"/>
-      <w:r>
-        <w:t>rm</w:t>
-      </w:r>
-      <w:proofErr w:type="spellEnd"/>
-      <w:r>
-        <w:t xml:space="preserve"> </w:t>
-      </w:r>
-      <w:proofErr w:type="spellStart"/>
-      <w:r>
-        <w:t>mi_postgres</w:t>
-      </w:r>
-      <w:proofErr w:type="spellEnd"/>
+      <w:r>
+        <w:t>docker rm mi_postgres</w:t>
+      </w:r>
     </w:p>
     <w:p>
       <w:pPr>
@@ -2548,75 +1882,9 @@
       </w:r>
     </w:p>
     <w:p>
-      <w:proofErr w:type="spellStart"/>
-      <w:r>
-        <w:t>docker</w:t>
-      </w:r>
-      <w:proofErr w:type="spellEnd"/>
-      <w:r>
-        <w:t xml:space="preserve"> run --</w:t>
-      </w:r>
-      <w:proofErr w:type="spellStart"/>
-      <w:r>
-        <w:t>name</w:t>
-      </w:r>
-      <w:proofErr w:type="spellEnd"/>
-      <w:r>
-        <w:t xml:space="preserve"> </w:t>
-      </w:r>
-      <w:proofErr w:type="spellStart"/>
-      <w:r>
-        <w:t>mi_postgres</w:t>
-      </w:r>
-      <w:proofErr w:type="spellEnd"/>
-      <w:r>
-        <w:t xml:space="preserve"> -e POSTGRES_USER=usuario -e POSTGRES_PASSWORD=clave -e POSTGRES_DB=</w:t>
-      </w:r>
-      <w:proofErr w:type="spellStart"/>
-      <w:r>
-        <w:t>midb</w:t>
-      </w:r>
-      <w:proofErr w:type="spellEnd"/>
-      <w:r>
-        <w:t xml:space="preserve"> -p 5432:5432 -v </w:t>
-      </w:r>
-      <w:proofErr w:type="spellStart"/>
-      <w:r>
-        <w:t>pgdata</w:t>
-      </w:r>
-      <w:proofErr w:type="spellEnd"/>
-      <w:r>
-        <w:t>:/</w:t>
-      </w:r>
-      <w:proofErr w:type="spellStart"/>
-      <w:r>
-        <w:t>var</w:t>
-      </w:r>
-      <w:proofErr w:type="spellEnd"/>
-      <w:r>
-        <w:t>/</w:t>
-      </w:r>
-      <w:proofErr w:type="spellStart"/>
-      <w:r>
-        <w:t>lib</w:t>
-      </w:r>
-      <w:proofErr w:type="spellEnd"/>
-      <w:r>
-        <w:t>/</w:t>
-      </w:r>
-      <w:proofErr w:type="spellStart"/>
-      <w:r>
-        <w:t>postgresql</w:t>
-      </w:r>
-      <w:proofErr w:type="spellEnd"/>
-      <w:r>
-        <w:t xml:space="preserve">/data -d </w:t>
-      </w:r>
-      <w:proofErr w:type="spellStart"/>
-      <w:r>
-        <w:t>postgres</w:t>
-      </w:r>
-      <w:proofErr w:type="spellEnd"/>
+      <w:r>
+        <w:t>docker run --name mi_postgres -e POSTGRES_USER=usuario -e POSTGRES_PASSWORD=clave -e POSTGRES_DB=midb -p 5432:5432 -v pgdata:/var/lib/postgresql/data -d postgres</w:t>
+      </w:r>
     </w:p>
     <w:p>
       <w:pPr>
@@ -2626,49 +1894,15 @@
         </w:numPr>
       </w:pPr>
       <w:r>
-        <w:t xml:space="preserve">-v </w:t>
-      </w:r>
-      <w:proofErr w:type="spellStart"/>
-      <w:r>
+        <w:t xml:space="preserve">-v pgdata:/var/lib/postgresql/data: Crea un volumen persistente llamado </w:t>
+      </w:r>
+      <w:r>
+        <w:rPr>
+          <w:b/>
+          <w:bCs/>
+        </w:rPr>
         <w:t>pgdata</w:t>
       </w:r>
-      <w:proofErr w:type="spellEnd"/>
-      <w:r>
-        <w:t>:/</w:t>
-      </w:r>
-      <w:proofErr w:type="spellStart"/>
-      <w:r>
-        <w:t>var</w:t>
-      </w:r>
-      <w:proofErr w:type="spellEnd"/>
-      <w:r>
-        <w:t>/</w:t>
-      </w:r>
-      <w:proofErr w:type="spellStart"/>
-      <w:r>
-        <w:t>lib</w:t>
-      </w:r>
-      <w:proofErr w:type="spellEnd"/>
-      <w:r>
-        <w:t>/</w:t>
-      </w:r>
-      <w:proofErr w:type="spellStart"/>
-      <w:r>
-        <w:t>postgresql</w:t>
-      </w:r>
-      <w:proofErr w:type="spellEnd"/>
-      <w:r>
-        <w:t xml:space="preserve">/data: Crea un volumen persistente llamado </w:t>
-      </w:r>
-      <w:proofErr w:type="spellStart"/>
-      <w:r>
-        <w:rPr>
-          <w:b/>
-          <w:bCs/>
-        </w:rPr>
-        <w:t>pgdata</w:t>
-      </w:r>
-      <w:proofErr w:type="spellEnd"/>
       <w:r>
         <w:t>.</w:t>
       </w:r>
@@ -2692,7 +1926,6 @@
       <w:r>
         <w:t xml:space="preserve">Si tienes un cliente de PostgreSQL (como </w:t>
       </w:r>
-      <w:proofErr w:type="spellStart"/>
       <w:r>
         <w:rPr>
           <w:b/>
@@ -2700,11 +1933,9 @@
         </w:rPr>
         <w:t>DBeaver</w:t>
       </w:r>
-      <w:proofErr w:type="spellEnd"/>
       <w:r>
         <w:t xml:space="preserve"> o </w:t>
       </w:r>
-      <w:proofErr w:type="spellStart"/>
       <w:r>
         <w:rPr>
           <w:b/>
@@ -2712,7 +1943,6 @@
         </w:rPr>
         <w:t>pgAdmin</w:t>
       </w:r>
-      <w:proofErr w:type="spellEnd"/>
       <w:r>
         <w:t>) en tu máquina, puedes conectarte usando:</w:t>
       </w:r>
@@ -2804,21 +2034,185 @@
         <w:t>Base de datos</w:t>
       </w:r>
       <w:r>
+        <w:t>: midb</w:t>
+      </w:r>
+    </w:p>
+    <w:p>
+      <w:r>
+        <w:t xml:space="preserve">Esto debería permitirte usar PostgreSQL en un contenedor Docker sin problemas. </w:t>
+      </w:r>
+    </w:p>
+    <w:p/>
+    <w:p>
+      <w:r>
+        <w:t>Si da problemas</w:t>
+      </w:r>
+    </w:p>
+    <w:p>
+      <w:pPr>
+        <w:rPr>
+          <w:lang w:val="en-GB"/>
+        </w:rPr>
+      </w:pPr>
+      <w:proofErr w:type="spellStart"/>
+      <w:r>
+        <w:rPr>
+          <w:lang w:val="en-GB"/>
+        </w:rPr>
+        <w:lastRenderedPageBreak/>
+        <w:t>postgres</w:t>
+      </w:r>
+      <w:proofErr w:type="spellEnd"/>
+      <w:r>
+        <w:rPr>
+          <w:lang w:val="en-GB"/>
+        </w:rPr>
+        <w:t>:</w:t>
+      </w:r>
+      <w:r>
+        <w:rPr>
+          <w:lang w:val="en-GB"/>
+        </w:rPr>
+        <w:br/>
+        <w:t>image: postgres:16</w:t>
+      </w:r>
+      <w:r>
+        <w:rPr>
+          <w:lang w:val="en-GB"/>
+        </w:rPr>
+        <w:br/>
+      </w:r>
+      <w:proofErr w:type="spellStart"/>
+      <w:r>
+        <w:rPr>
+          <w:lang w:val="en-GB"/>
+        </w:rPr>
+        <w:t>container_name</w:t>
+      </w:r>
+      <w:proofErr w:type="spellEnd"/>
+      <w:r>
+        <w:rPr>
+          <w:lang w:val="en-GB"/>
+        </w:rPr>
         <w:t xml:space="preserve">: </w:t>
       </w:r>
       <w:proofErr w:type="spellStart"/>
       <w:r>
-        <w:t>midb</w:t>
+        <w:rPr>
+          <w:lang w:val="en-GB"/>
+        </w:rPr>
+        <w:t>postgres</w:t>
       </w:r>
       <w:proofErr w:type="spellEnd"/>
-    </w:p>
-    <w:p>
-      <w:r>
-        <w:t xml:space="preserve">Esto debería permitirte usar PostgreSQL en un contenedor Docker sin problemas. </w:t>
-      </w:r>
-    </w:p>
-    <w:p/>
-    <w:p/>
+      <w:r>
+        <w:rPr>
+          <w:lang w:val="en-GB"/>
+        </w:rPr>
+        <w:br/>
+        <w:t>ports:</w:t>
+      </w:r>
+      <w:r>
+        <w:rPr>
+          <w:lang w:val="en-GB"/>
+        </w:rPr>
+        <w:br/>
+        <w:t>- "5432:5432"</w:t>
+      </w:r>
+      <w:r>
+        <w:rPr>
+          <w:lang w:val="en-GB"/>
+        </w:rPr>
+        <w:br/>
+        <w:t>environment:</w:t>
+      </w:r>
+      <w:r>
+        <w:rPr>
+          <w:lang w:val="en-GB"/>
+        </w:rPr>
+        <w:br/>
+        <w:t xml:space="preserve">POSTGRES_USER: </w:t>
+      </w:r>
+      <w:proofErr w:type="spellStart"/>
+      <w:r>
+        <w:rPr>
+          <w:lang w:val="en-GB"/>
+        </w:rPr>
+        <w:t>postgres</w:t>
+      </w:r>
+      <w:proofErr w:type="spellEnd"/>
+      <w:r>
+        <w:rPr>
+          <w:lang w:val="en-GB"/>
+        </w:rPr>
+        <w:br/>
+        <w:t xml:space="preserve">POSTGRES_PASSWORD: </w:t>
+      </w:r>
+      <w:proofErr w:type="spellStart"/>
+      <w:r>
+        <w:rPr>
+          <w:lang w:val="en-GB"/>
+        </w:rPr>
+        <w:t>postgres</w:t>
+      </w:r>
+      <w:proofErr w:type="spellEnd"/>
+      <w:r>
+        <w:rPr>
+          <w:lang w:val="en-GB"/>
+        </w:rPr>
+        <w:br/>
+        <w:t xml:space="preserve">POSTGRES_DB: </w:t>
+      </w:r>
+      <w:proofErr w:type="spellStart"/>
+      <w:r>
+        <w:rPr>
+          <w:lang w:val="en-GB"/>
+        </w:rPr>
+        <w:t>testdb</w:t>
+      </w:r>
+      <w:proofErr w:type="spellEnd"/>
+      <w:r>
+        <w:rPr>
+          <w:lang w:val="en-GB"/>
+        </w:rPr>
+        <w:br/>
+        <w:t>volumes:</w:t>
+      </w:r>
+      <w:r>
+        <w:rPr>
+          <w:lang w:val="en-GB"/>
+        </w:rPr>
+        <w:br/>
+        <w:t xml:space="preserve">- </w:t>
+      </w:r>
+      <w:proofErr w:type="spellStart"/>
+      <w:r>
+        <w:rPr>
+          <w:lang w:val="en-GB"/>
+        </w:rPr>
+        <w:t>postgres_data</w:t>
+      </w:r>
+      <w:proofErr w:type="spellEnd"/>
+      <w:r>
+        <w:rPr>
+          <w:lang w:val="en-GB"/>
+        </w:rPr>
+        <w:t>:/var/lib/</w:t>
+      </w:r>
+      <w:proofErr w:type="spellStart"/>
+      <w:r>
+        <w:rPr>
+          <w:lang w:val="en-GB"/>
+        </w:rPr>
+        <w:t>postgresql</w:t>
+      </w:r>
+      <w:proofErr w:type="spellEnd"/>
+      <w:r>
+        <w:rPr>
+          <w:lang w:val="en-GB"/>
+        </w:rPr>
+        <w:t>/data</w:t>
+      </w:r>
+    </w:p>
     <w:sectPr>
       <w:pgSz w:w="11906" w:h="16838"/>
       <w:pgMar w:top="1417" w:right="1701" w:bottom="1417" w:left="1701" w:header="708" w:footer="708" w:gutter="0"/>
